--- a/deliverables/第7组_Sprint回顾会议纪要.docx
+++ b/deliverables/第7组_Sprint回顾会议纪要.docx
@@ -4,18 +4,26 @@
   <w:body>
     <w:p>
       <w:pPr>
-        <w:keepNext/>
-        <w:spacing w:after="320"/>
+        <w:pStyle w:val="Title"/>
         <w:jc w:val="center"/>
       </w:pPr>
       <w:r>
-        <w:rPr>
-          <w:rFonts w:ascii="Microsoft YaHei" w:hAnsi="Microsoft YaHei" w:eastAsia="Microsoft YaHei"/>
-          <w:b/>
-          <w:color w:val="000000"/>
-          <w:sz w:val="38"/>
-        </w:rPr>
-        <w:t>第7组 软件项目管理实验二 Sprint 回顾会议纪要</w:t>
+        <w:t>第7组 Sprint回顾会议纪要</w:t>
+      </w:r>
+    </w:p>
+    <w:p>
+      <w:r>
+        <w:t>项目：爱管理　Sprint：1　本轮 DRI：杨浩伟</w:t>
+      </w:r>
+    </w:p>
+    <w:p>
+      <w:r>
+        <w:t>整理日期：2026年10月8日</w:t>
+      </w:r>
+    </w:p>
+    <w:p>
+      <w:r>
+        <w:t>本轮回顾结论是保留 Feature 分支、统一集成与全量测试的做法，把公共契约、原始会话记录和人工审查证据前移。实际共享文件冲突已解决，三个故事实现了完整链路；但过程证据不完整、不同验证层次易被混淆，仍影响交付的可追溯性。</w:t>
       </w:r>
     </w:p>
     <w:p>
@@ -23,77 +31,17 @@
         <w:pStyle w:val="Heading1"/>
       </w:pPr>
       <w:r>
-        <w:t>一、基本信息</w:t>
+        <w:t>一 记录来源与回顾边界</w:t>
       </w:r>
     </w:p>
     <w:p>
-      <w:pPr/>
       <w:r>
-        <w:rPr>
-          <w:rFonts w:ascii="Microsoft YaHei" w:hAnsi="Microsoft YaHei" w:eastAsia="Microsoft YaHei"/>
-          <w:b/>
-          <w:color w:val="000000"/>
-        </w:rPr>
-        <w:t>时间：</w:t>
-      </w:r>
-      <w:r>
-        <w:t>待填写</w:t>
+        <w:t>记录形成方式：依据 Sprint 1 期间团队协作、Git 历史及项目证据追溯整理；未单独留存会议起止时间。地点、独立主持或 Scrum Master 任命、现场出席和表决记录均未留存。参与项目协作的成员为彭佳成、朱传玺、杨浩伟、何健翔，杨浩伟为本轮 DRI。以下为项目过程回顾结论，不虚构任何成员现场发言或全员投票。</w:t>
       </w:r>
     </w:p>
     <w:p>
-      <w:pPr/>
       <w:r>
-        <w:rPr>
-          <w:rFonts w:ascii="Microsoft YaHei" w:hAnsi="Microsoft YaHei" w:eastAsia="Microsoft YaHei"/>
-          <w:b/>
-          <w:color w:val="000000"/>
-        </w:rPr>
-        <w:t>地点：</w:t>
-      </w:r>
-      <w:r>
-        <w:t>待填写</w:t>
-      </w:r>
-    </w:p>
-    <w:p>
-      <w:pPr/>
-      <w:r>
-        <w:rPr>
-          <w:rFonts w:ascii="Microsoft YaHei" w:hAnsi="Microsoft YaHei" w:eastAsia="Microsoft YaHei"/>
-          <w:b/>
-          <w:color w:val="000000"/>
-        </w:rPr>
-        <w:t>主持人：</w:t>
-      </w:r>
-      <w:r>
-        <w:t>杨浩伟</w:t>
-      </w:r>
-    </w:p>
-    <w:p>
-      <w:pPr/>
-      <w:r>
-        <w:rPr>
-          <w:rFonts w:ascii="Microsoft YaHei" w:hAnsi="Microsoft YaHei" w:eastAsia="Microsoft YaHei"/>
-          <w:b/>
-          <w:color w:val="000000"/>
-        </w:rPr>
-        <w:t>参会人员：</w:t>
-      </w:r>
-      <w:r>
-        <w:t>待确认</w:t>
-      </w:r>
-    </w:p>
-    <w:p>
-      <w:pPr/>
-      <w:r>
-        <w:rPr>
-          <w:rFonts w:ascii="Microsoft YaHei" w:hAnsi="Microsoft YaHei" w:eastAsia="Microsoft YaHei"/>
-          <w:b/>
-          <w:color w:val="000000"/>
-        </w:rPr>
-        <w:t>说明：</w:t>
-      </w:r>
-      <w:r>
-        <w:t>以下 Keep、Stop、Start 均为根据真实开发过程准备的候选讨论项，不是最终会议结论。</w:t>
+        <w:t>本轮范围是 US01、US04、US05。在 develop 集成后，全量24/24通过，2026年9月22日 DRI 确认最终人工 Demo 七项通过。该结果是回顾基础，不意味着人工 diff 审查有独立记录或所有正式 DoD 已通过。</w:t>
       </w:r>
     </w:p>
     <w:p>
@@ -101,61 +49,32 @@
         <w:pStyle w:val="Heading1"/>
       </w:pPr>
       <w:r>
-        <w:t>二、Keep 候选</w:t>
+        <w:t>二 Keep 保留有效做法</w:t>
       </w:r>
     </w:p>
     <w:p>
-      <w:pPr>
-        <w:ind w:left="403" w:hanging="317"/>
-      </w:pPr>
       <w:r>
-        <w:t>1. Feature 分支隔离各用户故事。</w:t>
+        <w:t>Feature 分支隔离值得保留。三个故事分别有 feature/us01-members、feature/us04-create-task、feature/us05-task-status，允许成员围绕责任范围独立开发，提交和差异可追溯。分支并不消除共享文件依赖，价值在于保留各自实现与集成选择。</w:t>
       </w:r>
     </w:p>
     <w:p>
-      <w:pPr>
-        <w:ind w:left="403" w:hanging="317"/>
-      </w:pPr>
       <w:r>
-        <w:t>2. 使用 develop 汇总 Sprint 增量。</w:t>
+        <w:t>develop 统一集成使最终增量可验证。US04 合入提交为442ee8e，US05合入为79948a5。集成后复用同一成员和任务数据，不把三个故事作为三个互不关联的演示项目。后续 US01 经 integration/us01-merge 检查，再通过34b3df7合入 develop，main 未被提前更新。</w:t>
       </w:r>
     </w:p>
     <w:p>
-      <w:pPr>
-        <w:ind w:left="403" w:hanging="317"/>
-      </w:pPr>
       <w:r>
-        <w:t>3. AI 辅助编码、测试和文档整理。</w:t>
+        <w:t>AI 辅助编码、测试和文档加快了原型形成。US04脚手架、US01成员边界、US05状态更新都有记录或提交可检索。各环节复用现有结构而不扩展后续产品功能，降低首轮范围失控的风险。未统计可靠人工工时，不量化 AI 的效率提升百分比。</w:t>
       </w:r>
     </w:p>
     <w:p>
-      <w:pPr>
-        <w:ind w:left="403" w:hanging="317"/>
-      </w:pPr>
       <w:r>
-        <w:t>4. 每次集成运行全量自动测试。</w:t>
+        <w:t>自动化全量回归提供了集成保护。US04五项、US05四项在 US01 增强后仍被保留，成员测试从基础能力扩展到15项，全量24项均通过。dataFile 注入和临时文件使错误数据与持久化测试不依赖共享演示数据。</w:t>
       </w:r>
     </w:p>
     <w:p>
-      <w:pPr>
-        <w:ind w:left="403" w:hanging="317"/>
-      </w:pPr>
       <w:r>
-        <w:t>5. 先在 integration 分支验证，再合入 develop。</w:t>
-      </w:r>
-    </w:p>
-    <w:p>
-      <w:pPr/>
-      <w:r>
-        <w:rPr>
-          <w:rFonts w:ascii="Microsoft YaHei" w:hAnsi="Microsoft YaHei" w:eastAsia="Microsoft YaHei"/>
-          <w:b/>
-          <w:color w:val="000000"/>
-        </w:rPr>
-        <w:t>会议最终 Keep：</w:t>
-      </w:r>
-      <w:r>
-        <w:t>待会议填写</w:t>
+        <w:t>在 integration 分支预先验证和保存真实证据应继续执行。US01合并虽无文本冲突，仍检查成员来源、任务分配和状态持久化。TAP、浏览器JSON和桌面/手机截图说明实际运行内容，用户确认的人工 Demo 则补充最终交互验收，不用事后虚构 PR 或截图替代。</w:t>
       </w:r>
     </w:p>
     <w:p>
@@ -163,45 +82,27 @@
         <w:pStyle w:val="Heading1"/>
       </w:pPr>
       <w:r>
-        <w:t>三、Stop 候选</w:t>
+        <w:t>三 Stop 停止容易造成误判的做法</w:t>
       </w:r>
     </w:p>
     <w:p>
-      <w:pPr>
-        <w:ind w:left="403" w:hanging="317"/>
-      </w:pPr>
       <w:r>
-        <w:t>1. 公共文件由多人独立修改，容易产生潜在冲突。</w:t>
+        <w:t>共享文件未经充分协调已造成真实集成问题。79948a5的合并消息列明包文件、应用入口、路由、前端和记录文件冲突；US05原分支使用独立存储和 Jest，US04 使用公共JSON层和 node:test。技术栈同属 Node.js 并不足以保证可合并。最终选择统一数据层、移植状态逻辑和合并测试入口解决问题，不能把冲突归结为不同后端语言。</w:t>
       </w:r>
     </w:p>
     <w:p>
-      <w:pPr>
-        <w:ind w:left="403" w:hanging="317"/>
-      </w:pPr>
       <w:r>
-        <w:t>2. AI 互动记录推迟到开发后期，容易遗漏原始过程。</w:t>
+        <w:t>停止把“后补摘要”当作“完整原始会话”。当前17条记录混合开发登记、已保存输入摘录、工具执行记录和 Git/对话追溯摘要，US05只有概要。US04登记时间与相关提交时刻也有顺序差异。这些是实际追溯限制，不能通过润色或增加虚构轮次补齐。</w:t>
       </w:r>
     </w:p>
     <w:p>
-      <w:pPr>
-        <w:ind w:left="403" w:hanging="317"/>
-      </w:pPr>
       <w:r>
-        <w:t>3. Story 间的数据和接口约定确认过晚。</w:t>
+        <w:t>停止将 AI 审查、自动测试和人工审查合并成一种“已验收”。AI 静态检查未见 Blocker/Major，人工 Demo 七项成功，分别支撑代码层分析与使用链路；没有独立 diff 阅读确认，就不能据此勾选人工 Review 或全 DoD。这是流程证据风险，不等于发现了一个已被证实的功能缺陷。</w:t>
       </w:r>
     </w:p>
     <w:p>
-      <w:pPr/>
       <w:r>
-        <w:rPr>
-          <w:rFonts w:ascii="Microsoft YaHei" w:hAnsi="Microsoft YaHei" w:eastAsia="Microsoft YaHei"/>
-          <w:b/>
-          <w:color w:val="000000"/>
-        </w:rPr>
-        <w:t>会议最终 Stop：</w:t>
-      </w:r>
-      <w:r>
-        <w:t>待会议填写</w:t>
+        <w:t>数据契约和接口异常确认仍不够前置。当前成员、负责人、任务和状态已统一，但共享状态枚举仍在领域层、路由和前端重复；创建和更新的网络异常处理、JSON 文件写入失败与并发一致性也缺少专项覆盖。后三项是静态审查识别的风险，未在本轮复跑中复现故障，不写成已经发生的事故。</w:t>
       </w:r>
     </w:p>
     <w:p>
@@ -209,53 +110,22 @@
         <w:pStyle w:val="Heading1"/>
       </w:pPr>
       <w:r>
-        <w:t>四、Start 候选</w:t>
+        <w:t>四 Start 将验证与记录前移</w:t>
       </w:r>
     </w:p>
     <w:p>
-      <w:pPr>
-        <w:ind w:left="403" w:hanging="317"/>
-      </w:pPr>
       <w:r>
-        <w:t>1. Sprint 开始前冻结公共 Member / Task 数据模型。</w:t>
+        <w:t>下一轮计划时先列出公共 Member、Task 字段，确认 API 请求、响应、非法输入和加载失败的行为，指定共享文件协调人，再拆分 Feature。这样在涉及登录、权限和新增任务字段时有统一落点。</w:t>
       </w:r>
     </w:p>
     <w:p>
-      <w:pPr>
-        <w:ind w:left="403" w:hanging="317"/>
-      </w:pPr>
       <w:r>
-        <w:t>2. 每个 Story 完成后立即发起 PR 或人工 Review。</w:t>
+        <w:t>在 AI 交互发生时保存原始输入、输出、工具与时间，摘要保留但标明来源。每个 Feature 完成后按真实 diff 进行人工 Review，记录范围、发现、处置和版本，避免直到交付才发现证据无法还原。</w:t>
       </w:r>
     </w:p>
     <w:p>
-      <w:pPr>
-        <w:ind w:left="403" w:hanging="317"/>
-      </w:pPr>
       <w:r>
-        <w:t>3. AI interaction 与开发过程同步记录。</w:t>
-      </w:r>
-    </w:p>
-    <w:p>
-      <w:pPr>
-        <w:ind w:left="403" w:hanging="317"/>
-      </w:pPr>
-      <w:r>
-        <w:t>4. 提前安排集成测试窗口。</w:t>
-      </w:r>
-    </w:p>
-    <w:p>
-      <w:pPr/>
-      <w:r>
-        <w:rPr>
-          <w:rFonts w:ascii="Microsoft YaHei" w:hAnsi="Microsoft YaHei" w:eastAsia="Microsoft YaHei"/>
-          <w:b/>
-          <w:color w:val="000000"/>
-        </w:rPr>
-        <w:t>会议最终 Start：</w:t>
-      </w:r>
-      <w:r>
-        <w:t>待会议填写</w:t>
+        <w:t>在 Review 前安排集成窗口，先在 integration 分支执行全量测试与完整链路检查。自动接口测试、浏览器操作、人工 Demo 和人工代码审查分别归档，演示数据与测试数据隔离。暂未留存可靠窗口时长，不给出虚假的分钟预算。</w:t>
       </w:r>
     </w:p>
     <w:p>
@@ -263,77 +133,27 @@
         <w:pStyle w:val="Heading1"/>
       </w:pPr>
       <w:r>
-        <w:t>五、AI Collaboration Review</w:t>
+        <w:t>五 AI协作的价值与局限</w:t>
       </w:r>
     </w:p>
     <w:p>
-      <w:pPr/>
       <w:r>
-        <w:rPr>
-          <w:rFonts w:ascii="Microsoft YaHei" w:hAnsi="Microsoft YaHei" w:eastAsia="Microsoft YaHei"/>
-          <w:b/>
-          <w:color w:val="000000"/>
-        </w:rPr>
-        <w:t>编码智能体事实：</w:t>
-      </w:r>
-      <w:r>
-        <w:t>参与三个 Story 的实现与必要修正；最终评价待团队确认。</w:t>
+        <w:t>Claude Code 在朱传玺负责的 US04 中承担技术方案建议、后端脚手架、创建校验、前端和测试。历史登记还描述测试入口错误及修复、Windows curl 编码问题与清理数据，但未保存独立失败日志；因此可报告“原登记描述的过程”，不能称当前已复现原始失败。最终代码与提交证明其方案进入工程。</w:t>
       </w:r>
     </w:p>
     <w:p>
-      <w:pPr/>
       <w:r>
-        <w:rPr>
-          <w:rFonts w:ascii="Microsoft YaHei" w:hAnsi="Microsoft YaHei" w:eastAsia="Microsoft YaHei"/>
-          <w:b/>
-          <w:color w:val="000000"/>
-        </w:rPr>
-        <w:t>测试智能体事实：</w:t>
-      </w:r>
-      <w:r>
-        <w:t>补充并运行三个 Story 的自动测试；最终评价待团队确认。</w:t>
+        <w:t>Codex 在彭佳成负责的 US01 中读取现有工程，保留 US04/US05，增强成员契约、页面加载和错误边界。测试智能体提供15项成员断言、24项全量回归，以及8项浏览器记录；代码审查智能体检查共享模型和边界。这些角色是工具职责，不虚构为额外已知模型或真实团队成员。</w:t>
       </w:r>
     </w:p>
     <w:p>
-      <w:pPr/>
       <w:r>
-        <w:rPr>
-          <w:rFonts w:ascii="Microsoft YaHei" w:hAnsi="Microsoft YaHei" w:eastAsia="Microsoft YaHei"/>
-          <w:b/>
-          <w:color w:val="000000"/>
-        </w:rPr>
-        <w:t>代码审查智能体事实：</w:t>
-      </w:r>
-      <w:r>
-        <w:t>检查共享模型、集成差异和完整链路；最终评价待团队确认。</w:t>
+        <w:t>US05现有概要和源分支证明 AI 参与状态逻辑、接口和测试；工具型号和细粒度会话缺失，不能补写具体模型、逐轮提示或原始响应。原分支 Jest 用例与集成后4项 node:test口径不同，最终验收采用集成后测试，不相加成更多“通过用例”。</w:t>
       </w:r>
     </w:p>
     <w:p>
-      <w:pPr/>
       <w:r>
-        <w:rPr>
-          <w:rFonts w:ascii="Microsoft YaHei" w:hAnsi="Microsoft YaHei" w:eastAsia="Microsoft YaHei"/>
-          <w:b/>
-          <w:color w:val="000000"/>
-        </w:rPr>
-        <w:t>人类审查情况：</w:t>
-      </w:r>
-      <w:r>
-        <w:t>待填写。</w:t>
-      </w:r>
-    </w:p>
-    <w:p>
-      <w:pPr/>
-      <w:r>
-        <w:rPr>
-          <w:rFonts w:ascii="Microsoft YaHei" w:hAnsi="Microsoft YaHei" w:eastAsia="Microsoft YaHei"/>
-          <w:b/>
-          <w:color w:val="000000"/>
-        </w:rPr>
-        <w:t>AI 是否引入缺陷：</w:t>
-      </w:r>
-      <w:r>
-        <w:t>待团队确认。</w:t>
+        <w:t>人类定义范围、分工、架构约束和最终接收。DRI 亲自执行最终 Demo 是已确认职责，人工 diff 审查则没有独立证明。Agentic SDLC 的实际价值是将需求、编码、测试、审查和交付分成可协作任务；局限是角色分离仍不能证明输出完全正确，也不能替代人类审查责任或自动形成原始过程记录。</w:t>
       </w:r>
     </w:p>
     <w:p>
@@ -341,47 +161,111 @@
         <w:pStyle w:val="Heading1"/>
       </w:pPr>
       <w:r>
-        <w:t>六、会议快速问题</w:t>
+        <w:t>六 三条改进措施</w:t>
+      </w:r>
+    </w:p>
+    <w:p>
+      <w:r>
+        <w:t>以下均为依据项目证据形成的改进建议，不是虚构会议投票或已承诺截止日期。</w:t>
       </w:r>
     </w:p>
     <w:p>
       <w:pPr>
-        <w:ind w:left="403" w:hanging="317"/>
+        <w:pStyle w:val="Heading2"/>
       </w:pPr>
       <w:r>
-        <w:t>1. 本轮最值得保持的一件事是什么？</w:t>
+        <w:t>措施一 先统一公共契约再并行开发</w:t>
+      </w:r>
+    </w:p>
+    <w:p>
+      <w:r>
+        <w:t>问题：共享文件和独立存储导致 US04/US05真实冲突，后续权限与任务字段扩展会再次触碰公共模型。</w:t>
+      </w:r>
+    </w:p>
+    <w:p>
+      <w:r>
+        <w:t>措施：建立简明字段与接口契约，列出成功、非法输入、读写失败和前端禁用行为；指定共享数据层、路由和页面的协调人，Feature变更先核对契约。</w:t>
+      </w:r>
+    </w:p>
+    <w:p>
+      <w:r>
+        <w:t>建议责任人：朱传玺负责技术契约，杨浩伟协调跨分支变更。</w:t>
+      </w:r>
+    </w:p>
+    <w:p>
+      <w:r>
+        <w:t>建议完成阶段：下一 Sprint 计划阶段及各 Feature 编码前。</w:t>
+      </w:r>
+    </w:p>
+    <w:p>
+      <w:r>
+        <w:t>预期效果：减少重复数据源、接口偏差和共享文件返工，使不同故事可以直接组合。</w:t>
       </w:r>
     </w:p>
     <w:p>
       <w:pPr>
-        <w:ind w:left="403" w:hanging="317"/>
+        <w:pStyle w:val="Heading2"/>
       </w:pPr>
       <w:r>
-        <w:t>2. 最大的问题是什么？</w:t>
+        <w:t>措施二 同步保存AI与人工审查证据</w:t>
+      </w:r>
+    </w:p>
+    <w:p>
+      <w:r>
+        <w:t>问题：原始AI会话不完整，人工diff确认不能从现有材料核验。</w:t>
+      </w:r>
+    </w:p>
+    <w:p>
+      <w:r>
+        <w:t>措施：交互当日保存原始会话并标注时间、成员、工具；合并前记录人工diff范围、发现、处置和提交号，摘要与原文分开。不得倒签本轮历史审查。</w:t>
+      </w:r>
+    </w:p>
+    <w:p>
+      <w:r>
+        <w:t>建议责任人：何健翔协调日志，各故事负责人保存原始会话，杨浩伟落实人工审查记录。</w:t>
+      </w:r>
+    </w:p>
+    <w:p>
+      <w:r>
+        <w:t>建议完成阶段：下一 Sprint 每次交互时及每个 Feature 合并前；本轮如补做审查，按真实新日期记录。</w:t>
+      </w:r>
+    </w:p>
+    <w:p>
+      <w:r>
+        <w:t>预期效果：让AI贡献、错误修复和人类决策可追溯，减少把自动通过等同全DoD的误判。</w:t>
       </w:r>
     </w:p>
     <w:p>
       <w:pPr>
-        <w:ind w:left="403" w:hanging="317"/>
+        <w:pStyle w:val="Heading2"/>
       </w:pPr>
       <w:r>
-        <w:t>3. 下轮最想增加哪一项做法？</w:t>
+        <w:t>措施三 预留集成窗口并补异常覆盖</w:t>
       </w:r>
     </w:p>
     <w:p>
-      <w:pPr>
-        <w:ind w:left="403" w:hanging="317"/>
-      </w:pPr>
       <w:r>
-        <w:t>4. AI 最大的帮助是什么？</w:t>
+        <w:t>问题：多分支公共文件改动需集中验证，文件存储与前端网络失败还有未覆盖风险。</w:t>
       </w:r>
     </w:p>
     <w:p>
-      <w:pPr>
-        <w:ind w:left="403" w:hanging="317"/>
-      </w:pPr>
       <w:r>
-        <w:t>5. AI 最大的风险是什么？</w:t>
+        <w:t>措施：在Review前保留integration验证阶段，继续隔离测试数据，补创建/状态更新网络异常、文件写入失败和重复写入一致性的测试或明确范围限制；分别归档测试、人工Demo与人工审查。</w:t>
+      </w:r>
+    </w:p>
+    <w:p>
+      <w:r>
+        <w:t>建议责任人：杨浩伟协调集成，彭佳成协助业务链路验收，各故事负责人补相应测试。</w:t>
+      </w:r>
+    </w:p>
+    <w:p>
+      <w:r>
+        <w:t>建议完成阶段：下一 Sprint 集成阶段与 Review 前。</w:t>
+      </w:r>
+    </w:p>
+    <w:p>
+      <w:r>
+        <w:t>预期效果：在进入验收前暴露跨故事退化与异常提示问题，避免污染演示数据。</w:t>
       </w:r>
     </w:p>
     <w:p>
@@ -389,55 +273,23 @@
         <w:pStyle w:val="Heading1"/>
       </w:pPr>
       <w:r>
-        <w:t>七、Improvement Actions</w:t>
+        <w:t>七 回顾结论</w:t>
       </w:r>
     </w:p>
     <w:p>
-      <w:pPr/>
       <w:r>
-        <w:rPr>
-          <w:rFonts w:ascii="Microsoft YaHei" w:hAnsi="Microsoft YaHei" w:eastAsia="Microsoft YaHei"/>
-          <w:b/>
-          <w:color w:val="000000"/>
-        </w:rPr>
-        <w:t>改进措施：</w:t>
-      </w:r>
-      <w:r>
-        <w:t>待会议填写</w:t>
+        <w:t>本轮以较小范围完成真实增量，统一数据与回归测试有效支撑了集成。下一轮的主要改进不应只是增加功能，而应让接口约定、AI原始记录和人工审查成为开发当时就产生的证据。现有代码可承接实验一的后续Backlog，本回顾建议则用于改善执行方法。</w:t>
       </w:r>
     </w:p>
     <w:p>
-      <w:pPr/>
       <w:r>
-        <w:rPr>
-          <w:rFonts w:ascii="Microsoft YaHei" w:hAnsi="Microsoft YaHei" w:eastAsia="Microsoft YaHei"/>
-          <w:b/>
-          <w:color w:val="000000"/>
-        </w:rPr>
-        <w:t>责任人：</w:t>
-      </w:r>
-      <w:r>
-        <w:t>待填写</w:t>
-      </w:r>
-    </w:p>
-    <w:p>
-      <w:pPr/>
-      <w:r>
-        <w:rPr>
-          <w:rFonts w:ascii="Microsoft YaHei" w:hAnsi="Microsoft YaHei" w:eastAsia="Microsoft YaHei"/>
-          <w:b/>
-          <w:color w:val="000000"/>
-        </w:rPr>
-        <w:t>完成时限：</w:t>
-      </w:r>
-      <w:r>
-        <w:t>待填写</w:t>
+        <w:t>依据：79948a5冲突合并、8109119成员增强、cc7c937与34b3df7集成、docs/code-review.md、docs/evidence下历史记录及本次测试、docs/ai-interactions.md；最终人工Demo来源为用户确认，相关状态更新提交184ca75。</w:t>
       </w:r>
     </w:p>
     <w:sectPr>
       <w:footerReference w:type="default" r:id="rId9"/>
-      <w:pgSz w:w="12240" w:h="15840"/>
-      <w:pgMar w:top="1123" w:right="1181" w:bottom="1037" w:left="1181" w:header="720" w:footer="720" w:gutter="0"/>
+      <w:pgSz w:w="11906" w:h="16838"/>
+      <w:pgMar w:top="1134" w:right="1247" w:bottom="1134" w:left="1247" w:header="720" w:footer="720" w:gutter="0"/>
       <w:cols w:space="720"/>
       <w:docGrid w:linePitch="360"/>
     </w:sectPr>
@@ -454,15 +306,22 @@
     </w:pPr>
     <w:r>
       <w:rPr>
-        <w:rFonts w:ascii="Microsoft YaHei" w:hAnsi="Microsoft YaHei" w:eastAsia="Microsoft YaHei"/>
-        <w:color w:val="666666"/>
+        <w:rFonts w:ascii="Arial" w:hAnsi="Arial" w:eastAsia="宋体"/>
+        <w:b w:val="0"/>
+        <w:color w:val="000000"/>
         <w:sz w:val="18"/>
       </w:rPr>
-      <w:fldChar w:fldCharType="begin"/>
-      <w:instrText xml:space="preserve"> PAGE </w:instrText>
-      <w:fldChar w:fldCharType="separate"/>
-      <w:t>1</w:t>
-      <w:fldChar w:fldCharType="end"/>
+      <w:t xml:space="preserve">第 </w:t>
+    </w:r>
+    <w:fldSimple w:instr="PAGE"/>
+    <w:r>
+      <w:rPr>
+        <w:rFonts w:ascii="Arial" w:hAnsi="Arial" w:eastAsia="宋体"/>
+        <w:b w:val="0"/>
+        <w:color w:val="000000"/>
+        <w:sz w:val="18"/>
+      </w:rPr>
+      <w:t xml:space="preserve"> 页</w:t>
     </w:r>
   </w:p>
 </w:ftr>
@@ -832,10 +691,12 @@
     <w:qFormat/>
     <w:rsid w:val="00FC693F"/>
     <w:pPr>
-      <w:spacing w:after="100" w:line="276" w:lineRule="auto"/>
+      <w:widowControl/>
+      <w:spacing w:after="80" w:before="0" w:line="276" w:lineRule="auto"/>
     </w:pPr>
     <w:rPr>
-      <w:rFonts w:ascii="Microsoft YaHei" w:hAnsi="Microsoft YaHei" w:eastAsia="Microsoft YaHei"/>
+      <w:rFonts w:ascii="Arial" w:hAnsi="Arial" w:eastAsia="宋体"/>
+      <w:b w:val="0"/>
       <w:color w:val="000000"/>
       <w:sz w:val="22"/>
     </w:rPr>
@@ -895,11 +756,12 @@
     <w:pPr>
       <w:keepNext/>
       <w:keepLines/>
-      <w:spacing w:before="260" w:after="120"/>
+      <w:widowControl/>
+      <w:spacing w:before="160" w:after="120" w:line="276" w:lineRule="auto"/>
       <w:outlineLvl w:val="0"/>
     </w:pPr>
     <w:rPr>
-      <w:rFonts w:asciiTheme="majorHAnsi" w:eastAsiaTheme="majorEastAsia" w:hAnsiTheme="majorHAnsi" w:cstheme="majorBidi" w:ascii="Microsoft YaHei" w:hAnsi="Microsoft YaHei" w:eastAsia="Microsoft YaHei"/>
+      <w:rFonts w:ascii="Arial" w:hAnsi="Arial" w:eastAsia="黑体"/>
       <w:b/>
       <w:bCs/>
       <w:color w:val="000000"/>
@@ -919,11 +781,12 @@
     <w:pPr>
       <w:keepNext/>
       <w:keepLines/>
-      <w:spacing w:before="180" w:after="80"/>
+      <w:widowControl/>
+      <w:spacing w:before="160" w:after="120" w:line="276" w:lineRule="auto"/>
       <w:outlineLvl w:val="1"/>
     </w:pPr>
     <w:rPr>
-      <w:rFonts w:asciiTheme="majorHAnsi" w:eastAsiaTheme="majorEastAsia" w:hAnsiTheme="majorHAnsi" w:cstheme="majorBidi" w:ascii="Microsoft YaHei" w:hAnsi="Microsoft YaHei" w:eastAsia="Microsoft YaHei"/>
+      <w:rFonts w:ascii="Arial" w:hAnsi="Arial" w:eastAsia="黑体"/>
       <w:b/>
       <w:bCs/>
       <w:color w:val="000000"/>
@@ -950,7 +813,7 @@
       <w:rFonts w:asciiTheme="majorHAnsi" w:eastAsiaTheme="majorEastAsia" w:hAnsiTheme="majorHAnsi" w:cstheme="majorBidi"/>
       <w:b/>
       <w:bCs/>
-      <w:color w:val="4F81BD" w:themeColor="accent1"/>
+      <w:color w:val="000000"/>
     </w:rPr>
   </w:style>
   <w:style w:type="paragraph" w:styleId="Heading4">
@@ -975,7 +838,7 @@
       <w:bCs/>
       <w:i/>
       <w:iCs/>
-      <w:color w:val="4F81BD" w:themeColor="accent1"/>
+      <w:color w:val="000000"/>
     </w:rPr>
   </w:style>
   <w:style w:type="paragraph" w:styleId="Heading5">
@@ -996,7 +859,7 @@
     </w:pPr>
     <w:rPr>
       <w:rFonts w:asciiTheme="majorHAnsi" w:eastAsiaTheme="majorEastAsia" w:hAnsiTheme="majorHAnsi" w:cstheme="majorBidi"/>
-      <w:color w:val="243F60" w:themeColor="accent1" w:themeShade="7F"/>
+      <w:color w:val="000000"/>
     </w:rPr>
   </w:style>
   <w:style w:type="paragraph" w:styleId="Heading6">
@@ -1019,7 +882,7 @@
       <w:rFonts w:asciiTheme="majorHAnsi" w:eastAsiaTheme="majorEastAsia" w:hAnsiTheme="majorHAnsi" w:cstheme="majorBidi"/>
       <w:i/>
       <w:iCs/>
-      <w:color w:val="243F60" w:themeColor="accent1" w:themeShade="7F"/>
+      <w:color w:val="000000"/>
     </w:rPr>
   </w:style>
   <w:style w:type="paragraph" w:styleId="Heading7">
@@ -1042,7 +905,7 @@
       <w:rFonts w:asciiTheme="majorHAnsi" w:eastAsiaTheme="majorEastAsia" w:hAnsiTheme="majorHAnsi" w:cstheme="majorBidi"/>
       <w:i/>
       <w:iCs/>
-      <w:color w:val="404040" w:themeColor="text1" w:themeTint="BF"/>
+      <w:color w:val="000000"/>
     </w:rPr>
   </w:style>
   <w:style w:type="paragraph" w:styleId="Heading8">
@@ -1063,7 +926,7 @@
     </w:pPr>
     <w:rPr>
       <w:rFonts w:asciiTheme="majorHAnsi" w:eastAsiaTheme="majorEastAsia" w:hAnsiTheme="majorHAnsi" w:cstheme="majorBidi"/>
-      <w:color w:val="4F81BD" w:themeColor="accent1"/>
+      <w:color w:val="000000"/>
       <w:sz w:val="20"/>
       <w:szCs w:val="20"/>
     </w:rPr>
@@ -1088,7 +951,7 @@
       <w:rFonts w:asciiTheme="majorHAnsi" w:eastAsiaTheme="majorEastAsia" w:hAnsiTheme="majorHAnsi" w:cstheme="majorBidi"/>
       <w:i/>
       <w:iCs/>
-      <w:color w:val="404040" w:themeColor="text1" w:themeTint="BF"/>
+      <w:color w:val="000000"/>
       <w:sz w:val="20"/>
       <w:szCs w:val="20"/>
     </w:rPr>
@@ -1139,7 +1002,7 @@
       <w:rFonts w:asciiTheme="majorHAnsi" w:eastAsiaTheme="majorEastAsia" w:hAnsiTheme="majorHAnsi" w:cstheme="majorBidi"/>
       <w:b/>
       <w:bCs/>
-      <w:color w:val="365F91" w:themeColor="accent1" w:themeShade="BF"/>
+      <w:color w:val="000000"/>
       <w:sz w:val="28"/>
       <w:szCs w:val="28"/>
     </w:rPr>
@@ -1154,7 +1017,7 @@
       <w:rFonts w:asciiTheme="majorHAnsi" w:eastAsiaTheme="majorEastAsia" w:hAnsiTheme="majorHAnsi" w:cstheme="majorBidi"/>
       <w:b/>
       <w:bCs/>
-      <w:color w:val="4F81BD" w:themeColor="accent1"/>
+      <w:color w:val="000000"/>
       <w:sz w:val="26"/>
       <w:szCs w:val="26"/>
     </w:rPr>
@@ -1169,7 +1032,7 @@
       <w:rFonts w:asciiTheme="majorHAnsi" w:eastAsiaTheme="majorEastAsia" w:hAnsiTheme="majorHAnsi" w:cstheme="majorBidi"/>
       <w:b/>
       <w:bCs/>
-      <w:color w:val="4F81BD" w:themeColor="accent1"/>
+      <w:color w:val="000000"/>
     </w:rPr>
   </w:style>
   <w:style w:type="paragraph" w:styleId="Title">
@@ -1182,14 +1045,12 @@
     <w:rsid w:val="00FC693F"/>
     <w:pPr>
       <w:keepNext/>
-      <w:pBdr>
-        <w:bottom w:val="single" w:sz="8" w:space="4" w:color="4F81BD" w:themeColor="accent1"/>
-      </w:pBdr>
-      <w:spacing w:after="320" w:line="240" w:lineRule="auto"/>
+      <w:widowControl/>
+      <w:spacing w:after="120" w:line="276" w:lineRule="auto" w:before="0"/>
       <w:contextualSpacing/>
     </w:pPr>
     <w:rPr>
-      <w:rFonts w:asciiTheme="majorHAnsi" w:eastAsiaTheme="majorEastAsia" w:hAnsiTheme="majorHAnsi" w:cstheme="majorBidi" w:ascii="Microsoft YaHei" w:hAnsi="Microsoft YaHei" w:eastAsia="Microsoft YaHei"/>
+      <w:rFonts w:ascii="Arial" w:hAnsi="Arial" w:eastAsia="黑体"/>
       <w:b/>
       <w:color w:val="000000"/>
       <w:spacing w:val="5"/>
@@ -1206,7 +1067,7 @@
     <w:rsid w:val="00FC693F"/>
     <w:rPr>
       <w:rFonts w:asciiTheme="majorHAnsi" w:eastAsiaTheme="majorEastAsia" w:hAnsiTheme="majorHAnsi" w:cstheme="majorBidi"/>
-      <w:color w:val="17365D" w:themeColor="text2" w:themeShade="BF"/>
+      <w:color w:val="000000"/>
       <w:spacing w:val="5"/>
       <w:kern w:val="28"/>
       <w:sz w:val="52"/>
@@ -1230,7 +1091,7 @@
       <w:rFonts w:asciiTheme="majorHAnsi" w:eastAsiaTheme="majorEastAsia" w:hAnsiTheme="majorHAnsi" w:cstheme="majorBidi"/>
       <w:i/>
       <w:iCs/>
-      <w:color w:val="4F81BD" w:themeColor="accent1"/>
+      <w:color w:val="000000"/>
       <w:spacing w:val="15"/>
       <w:sz w:val="24"/>
       <w:szCs w:val="24"/>
@@ -1246,7 +1107,7 @@
       <w:rFonts w:asciiTheme="majorHAnsi" w:eastAsiaTheme="majorEastAsia" w:hAnsiTheme="majorHAnsi" w:cstheme="majorBidi"/>
       <w:i/>
       <w:iCs/>
-      <w:color w:val="4F81BD" w:themeColor="accent1"/>
+      <w:color w:val="000000"/>
       <w:spacing w:val="15"/>
       <w:sz w:val="24"/>
       <w:szCs w:val="24"/>
@@ -1518,7 +1379,7 @@
     <w:rPr>
       <w:i/>
       <w:iCs/>
-      <w:color w:val="000000" w:themeColor="text1"/>
+      <w:color w:val="000000"/>
     </w:rPr>
   </w:style>
   <w:style w:type="character" w:customStyle="1" w:styleId="QuoteChar">
@@ -1530,7 +1391,7 @@
     <w:rPr>
       <w:i/>
       <w:iCs/>
-      <w:color w:val="000000" w:themeColor="text1"/>
+      <w:color w:val="000000"/>
     </w:rPr>
   </w:style>
   <w:style w:type="character" w:customStyle="1" w:styleId="Heading4Char">
@@ -1546,7 +1407,7 @@
       <w:bCs/>
       <w:i/>
       <w:iCs/>
-      <w:color w:val="4F81BD" w:themeColor="accent1"/>
+      <w:color w:val="000000"/>
     </w:rPr>
   </w:style>
   <w:style w:type="character" w:customStyle="1" w:styleId="Heading5Char">
@@ -1558,7 +1419,7 @@
     <w:rsid w:val="00FC693F"/>
     <w:rPr>
       <w:rFonts w:asciiTheme="majorHAnsi" w:eastAsiaTheme="majorEastAsia" w:hAnsiTheme="majorHAnsi" w:cstheme="majorBidi"/>
-      <w:color w:val="243F60" w:themeColor="accent1" w:themeShade="7F"/>
+      <w:color w:val="000000"/>
     </w:rPr>
   </w:style>
   <w:style w:type="character" w:customStyle="1" w:styleId="Heading6Char">
@@ -1572,7 +1433,7 @@
       <w:rFonts w:asciiTheme="majorHAnsi" w:eastAsiaTheme="majorEastAsia" w:hAnsiTheme="majorHAnsi" w:cstheme="majorBidi"/>
       <w:i/>
       <w:iCs/>
-      <w:color w:val="243F60" w:themeColor="accent1" w:themeShade="7F"/>
+      <w:color w:val="000000"/>
     </w:rPr>
   </w:style>
   <w:style w:type="character" w:customStyle="1" w:styleId="Heading7Char">
@@ -1586,7 +1447,7 @@
       <w:rFonts w:asciiTheme="majorHAnsi" w:eastAsiaTheme="majorEastAsia" w:hAnsiTheme="majorHAnsi" w:cstheme="majorBidi"/>
       <w:i/>
       <w:iCs/>
-      <w:color w:val="404040" w:themeColor="text1" w:themeTint="BF"/>
+      <w:color w:val="000000"/>
     </w:rPr>
   </w:style>
   <w:style w:type="character" w:customStyle="1" w:styleId="Heading8Char">
@@ -1598,7 +1459,7 @@
     <w:rsid w:val="00FC693F"/>
     <w:rPr>
       <w:rFonts w:asciiTheme="majorHAnsi" w:eastAsiaTheme="majorEastAsia" w:hAnsiTheme="majorHAnsi" w:cstheme="majorBidi"/>
-      <w:color w:val="4F81BD" w:themeColor="accent1"/>
+      <w:color w:val="000000"/>
       <w:sz w:val="20"/>
       <w:szCs w:val="20"/>
     </w:rPr>
@@ -1614,7 +1475,7 @@
       <w:rFonts w:asciiTheme="majorHAnsi" w:eastAsiaTheme="majorEastAsia" w:hAnsiTheme="majorHAnsi" w:cstheme="majorBidi"/>
       <w:i/>
       <w:iCs/>
-      <w:color w:val="404040" w:themeColor="text1" w:themeTint="BF"/>
+      <w:color w:val="000000"/>
       <w:sz w:val="20"/>
       <w:szCs w:val="20"/>
     </w:rPr>
@@ -1634,7 +1495,7 @@
     <w:rPr>
       <w:b/>
       <w:bCs/>
-      <w:color w:val="4F81BD" w:themeColor="accent1"/>
+      <w:color w:val="000000"/>
       <w:sz w:val="18"/>
       <w:szCs w:val="18"/>
     </w:rPr>
@@ -1670,9 +1531,6 @@
     <w:qFormat/>
     <w:rsid w:val="00FC693F"/>
     <w:pPr>
-      <w:pBdr>
-        <w:bottom w:val="single" w:sz="4" w:space="4" w:color="4F81BD" w:themeColor="accent1"/>
-      </w:pBdr>
       <w:spacing w:before="200" w:after="280"/>
       <w:ind w:left="936" w:right="936"/>
     </w:pPr>
@@ -1681,7 +1539,7 @@
       <w:bCs/>
       <w:i/>
       <w:iCs/>
-      <w:color w:val="4F81BD" w:themeColor="accent1"/>
+      <w:color w:val="000000"/>
     </w:rPr>
   </w:style>
   <w:style w:type="character" w:customStyle="1" w:styleId="IntenseQuoteChar">
@@ -1695,7 +1553,7 @@
       <w:bCs/>
       <w:i/>
       <w:iCs/>
-      <w:color w:val="4F81BD" w:themeColor="accent1"/>
+      <w:color w:val="000000"/>
     </w:rPr>
   </w:style>
   <w:style w:type="character" w:styleId="SubtleEmphasis">
@@ -1707,7 +1565,7 @@
     <w:rPr>
       <w:i/>
       <w:iCs/>
-      <w:color w:val="808080" w:themeColor="text1" w:themeTint="7F"/>
+      <w:color w:val="000000"/>
     </w:rPr>
   </w:style>
   <w:style w:type="character" w:styleId="IntenseEmphasis">
@@ -1721,7 +1579,7 @@
       <w:bCs/>
       <w:i/>
       <w:iCs/>
-      <w:color w:val="4F81BD" w:themeColor="accent1"/>
+      <w:color w:val="000000"/>
     </w:rPr>
   </w:style>
   <w:style w:type="character" w:styleId="SubtleReference">
@@ -1732,7 +1590,7 @@
     <w:rsid w:val="00FC693F"/>
     <w:rPr>
       <w:smallCaps/>
-      <w:color w:val="C0504D" w:themeColor="accent2"/>
+      <w:color w:val="000000"/>
       <w:u w:val="single"/>
     </w:rPr>
   </w:style>
@@ -1746,7 +1604,7 @@
       <w:b/>
       <w:bCs/>
       <w:smallCaps/>
-      <w:color w:val="C0504D" w:themeColor="accent2"/>
+      <w:color w:val="000000"/>
       <w:spacing w:val="5"/>
       <w:u w:val="single"/>
     </w:rPr>
@@ -1812,7 +1670,7 @@
       <w:spacing w:after="0" w:line="240" w:lineRule="auto"/>
     </w:pPr>
     <w:rPr>
-      <w:color w:val="000000" w:themeColor="text1" w:themeShade="BF"/>
+      <w:color w:val="000000"/>
     </w:rPr>
     <w:tblPr>
       <w:tblStyleRowBandSize w:val="1"/>
@@ -1915,7 +1773,7 @@
       <w:spacing w:after="0" w:line="240" w:lineRule="auto"/>
     </w:pPr>
     <w:rPr>
-      <w:color w:val="365F91" w:themeColor="accent1" w:themeShade="BF"/>
+      <w:color w:val="000000"/>
     </w:rPr>
     <w:tblPr>
       <w:tblStyleRowBandSize w:val="1"/>
@@ -2018,7 +1876,7 @@
       <w:spacing w:after="0" w:line="240" w:lineRule="auto"/>
     </w:pPr>
     <w:rPr>
-      <w:color w:val="943634" w:themeColor="accent2" w:themeShade="BF"/>
+      <w:color w:val="000000"/>
     </w:rPr>
     <w:tblPr>
       <w:tblStyleRowBandSize w:val="1"/>
@@ -2121,7 +1979,7 @@
       <w:spacing w:after="0" w:line="240" w:lineRule="auto"/>
     </w:pPr>
     <w:rPr>
-      <w:color w:val="76923C" w:themeColor="accent3" w:themeShade="BF"/>
+      <w:color w:val="000000"/>
     </w:rPr>
     <w:tblPr>
       <w:tblStyleRowBandSize w:val="1"/>
@@ -2224,7 +2082,7 @@
       <w:spacing w:after="0" w:line="240" w:lineRule="auto"/>
     </w:pPr>
     <w:rPr>
-      <w:color w:val="5F497A" w:themeColor="accent4" w:themeShade="BF"/>
+      <w:color w:val="000000"/>
     </w:rPr>
     <w:tblPr>
       <w:tblStyleRowBandSize w:val="1"/>
@@ -2327,7 +2185,7 @@
       <w:spacing w:after="0" w:line="240" w:lineRule="auto"/>
     </w:pPr>
     <w:rPr>
-      <w:color w:val="31849B" w:themeColor="accent5" w:themeShade="BF"/>
+      <w:color w:val="000000"/>
     </w:rPr>
     <w:tblPr>
       <w:tblStyleRowBandSize w:val="1"/>
@@ -2430,7 +2288,7 @@
       <w:spacing w:after="0" w:line="240" w:lineRule="auto"/>
     </w:pPr>
     <w:rPr>
-      <w:color w:val="E36C0A" w:themeColor="accent6" w:themeShade="BF"/>
+      <w:color w:val="000000"/>
     </w:rPr>
     <w:tblPr>
       <w:tblStyleRowBandSize w:val="1"/>
@@ -2556,7 +2414,7 @@
       <w:rPr>
         <w:b/>
         <w:bCs/>
-        <w:color w:val="FFFFFF" w:themeColor="background1"/>
+        <w:color w:val="000000"/>
       </w:rPr>
       <w:tblPr/>
       <w:tcPr>
@@ -2648,7 +2506,7 @@
       <w:rPr>
         <w:b/>
         <w:bCs/>
-        <w:color w:val="FFFFFF" w:themeColor="background1"/>
+        <w:color w:val="000000"/>
       </w:rPr>
       <w:tblPr/>
       <w:tcPr>
@@ -2740,7 +2598,7 @@
       <w:rPr>
         <w:b/>
         <w:bCs/>
-        <w:color w:val="FFFFFF" w:themeColor="background1"/>
+        <w:color w:val="000000"/>
       </w:rPr>
       <w:tblPr/>
       <w:tcPr>
@@ -2832,7 +2690,7 @@
       <w:rPr>
         <w:b/>
         <w:bCs/>
-        <w:color w:val="FFFFFF" w:themeColor="background1"/>
+        <w:color w:val="000000"/>
       </w:rPr>
       <w:tblPr/>
       <w:tcPr>
@@ -2924,7 +2782,7 @@
       <w:rPr>
         <w:b/>
         <w:bCs/>
-        <w:color w:val="FFFFFF" w:themeColor="background1"/>
+        <w:color w:val="000000"/>
       </w:rPr>
       <w:tblPr/>
       <w:tcPr>
@@ -3016,7 +2874,7 @@
       <w:rPr>
         <w:b/>
         <w:bCs/>
-        <w:color w:val="FFFFFF" w:themeColor="background1"/>
+        <w:color w:val="000000"/>
       </w:rPr>
       <w:tblPr/>
       <w:tcPr>
@@ -3108,7 +2966,7 @@
       <w:rPr>
         <w:b/>
         <w:bCs/>
-        <w:color w:val="FFFFFF" w:themeColor="background1"/>
+        <w:color w:val="000000"/>
       </w:rPr>
       <w:tblPr/>
       <w:tcPr>
@@ -4111,7 +3969,7 @@
       <w:rPr>
         <w:b/>
         <w:bCs/>
-        <w:color w:val="FFFFFF" w:themeColor="background1"/>
+        <w:color w:val="000000"/>
       </w:rPr>
       <w:tblPr/>
       <w:tcPr>
@@ -4217,7 +4075,7 @@
       <w:rPr>
         <w:b/>
         <w:bCs/>
-        <w:color w:val="FFFFFF" w:themeColor="background1"/>
+        <w:color w:val="000000"/>
       </w:rPr>
       <w:tblPr/>
       <w:tcPr>
@@ -4323,7 +4181,7 @@
       <w:rPr>
         <w:b/>
         <w:bCs/>
-        <w:color w:val="FFFFFF" w:themeColor="background1"/>
+        <w:color w:val="000000"/>
       </w:rPr>
       <w:tblPr/>
       <w:tcPr>
@@ -4429,7 +4287,7 @@
       <w:rPr>
         <w:b/>
         <w:bCs/>
-        <w:color w:val="FFFFFF" w:themeColor="background1"/>
+        <w:color w:val="000000"/>
       </w:rPr>
       <w:tblPr/>
       <w:tcPr>
@@ -4535,7 +4393,7 @@
       <w:rPr>
         <w:b/>
         <w:bCs/>
-        <w:color w:val="FFFFFF" w:themeColor="background1"/>
+        <w:color w:val="000000"/>
       </w:rPr>
       <w:tblPr/>
       <w:tcPr>
@@ -4641,7 +4499,7 @@
       <w:rPr>
         <w:b/>
         <w:bCs/>
-        <w:color w:val="FFFFFF" w:themeColor="background1"/>
+        <w:color w:val="000000"/>
       </w:rPr>
       <w:tblPr/>
       <w:tcPr>
@@ -4747,7 +4605,7 @@
       <w:rPr>
         <w:b/>
         <w:bCs/>
-        <w:color w:val="FFFFFF" w:themeColor="background1"/>
+        <w:color w:val="000000"/>
       </w:rPr>
       <w:tblPr/>
       <w:tcPr>
@@ -4850,7 +4708,7 @@
       <w:rPr>
         <w:b/>
         <w:bCs/>
-        <w:color w:val="FFFFFF" w:themeColor="background1"/>
+        <w:color w:val="000000"/>
       </w:rPr>
       <w:tblPr/>
       <w:tcPr>
@@ -4870,7 +4728,7 @@
         <w:spacing w:before="0" w:after="0" w:line="240" w:lineRule="auto"/>
       </w:pPr>
       <w:rPr>
-        <w:color w:val="auto"/>
+        <w:color w:val="000000"/>
       </w:rPr>
       <w:tblPr/>
       <w:tcPr>
@@ -4889,7 +4747,7 @@
       <w:rPr>
         <w:b/>
         <w:bCs/>
-        <w:color w:val="FFFFFF" w:themeColor="background1"/>
+        <w:color w:val="000000"/>
       </w:rPr>
       <w:tblPr/>
       <w:tcPr>
@@ -4908,7 +4766,7 @@
       <w:rPr>
         <w:b/>
         <w:bCs/>
-        <w:color w:val="FFFFFF" w:themeColor="background1"/>
+        <w:color w:val="000000"/>
       </w:rPr>
       <w:tblPr/>
       <w:tcPr>
@@ -4954,7 +4812,7 @@
     </w:tblStylePr>
     <w:tblStylePr w:type="nwCell">
       <w:rPr>
-        <w:color w:val="FFFFFF" w:themeColor="background1"/>
+        <w:color w:val="000000"/>
       </w:rPr>
       <w:tblPr/>
       <w:tcPr>
@@ -4999,7 +4857,7 @@
       <w:rPr>
         <w:b/>
         <w:bCs/>
-        <w:color w:val="FFFFFF" w:themeColor="background1"/>
+        <w:color w:val="000000"/>
       </w:rPr>
       <w:tblPr/>
       <w:tcPr>
@@ -5019,7 +4877,7 @@
         <w:spacing w:before="0" w:after="0" w:line="240" w:lineRule="auto"/>
       </w:pPr>
       <w:rPr>
-        <w:color w:val="auto"/>
+        <w:color w:val="000000"/>
       </w:rPr>
       <w:tblPr/>
       <w:tcPr>
@@ -5038,7 +4896,7 @@
       <w:rPr>
         <w:b/>
         <w:bCs/>
-        <w:color w:val="FFFFFF" w:themeColor="background1"/>
+        <w:color w:val="000000"/>
       </w:rPr>
       <w:tblPr/>
       <w:tcPr>
@@ -5057,7 +4915,7 @@
       <w:rPr>
         <w:b/>
         <w:bCs/>
-        <w:color w:val="FFFFFF" w:themeColor="background1"/>
+        <w:color w:val="000000"/>
       </w:rPr>
       <w:tblPr/>
       <w:tcPr>
@@ -5103,7 +4961,7 @@
     </w:tblStylePr>
     <w:tblStylePr w:type="nwCell">
       <w:rPr>
-        <w:color w:val="FFFFFF" w:themeColor="background1"/>
+        <w:color w:val="000000"/>
       </w:rPr>
       <w:tblPr/>
       <w:tcPr>
@@ -5148,7 +5006,7 @@
       <w:rPr>
         <w:b/>
         <w:bCs/>
-        <w:color w:val="FFFFFF" w:themeColor="background1"/>
+        <w:color w:val="000000"/>
       </w:rPr>
       <w:tblPr/>
       <w:tcPr>
@@ -5168,7 +5026,7 @@
         <w:spacing w:before="0" w:after="0" w:line="240" w:lineRule="auto"/>
       </w:pPr>
       <w:rPr>
-        <w:color w:val="auto"/>
+        <w:color w:val="000000"/>
       </w:rPr>
       <w:tblPr/>
       <w:tcPr>
@@ -5187,7 +5045,7 @@
       <w:rPr>
         <w:b/>
         <w:bCs/>
-        <w:color w:val="FFFFFF" w:themeColor="background1"/>
+        <w:color w:val="000000"/>
       </w:rPr>
       <w:tblPr/>
       <w:tcPr>
@@ -5206,7 +5064,7 @@
       <w:rPr>
         <w:b/>
         <w:bCs/>
-        <w:color w:val="FFFFFF" w:themeColor="background1"/>
+        <w:color w:val="000000"/>
       </w:rPr>
       <w:tblPr/>
       <w:tcPr>
@@ -5252,7 +5110,7 @@
     </w:tblStylePr>
     <w:tblStylePr w:type="nwCell">
       <w:rPr>
-        <w:color w:val="FFFFFF" w:themeColor="background1"/>
+        <w:color w:val="000000"/>
       </w:rPr>
       <w:tblPr/>
       <w:tcPr>
@@ -5297,7 +5155,7 @@
       <w:rPr>
         <w:b/>
         <w:bCs/>
-        <w:color w:val="FFFFFF" w:themeColor="background1"/>
+        <w:color w:val="000000"/>
       </w:rPr>
       <w:tblPr/>
       <w:tcPr>
@@ -5317,7 +5175,7 @@
         <w:spacing w:before="0" w:after="0" w:line="240" w:lineRule="auto"/>
       </w:pPr>
       <w:rPr>
-        <w:color w:val="auto"/>
+        <w:color w:val="000000"/>
       </w:rPr>
       <w:tblPr/>
       <w:tcPr>
@@ -5336,7 +5194,7 @@
       <w:rPr>
         <w:b/>
         <w:bCs/>
-        <w:color w:val="FFFFFF" w:themeColor="background1"/>
+        <w:color w:val="000000"/>
       </w:rPr>
       <w:tblPr/>
       <w:tcPr>
@@ -5355,7 +5213,7 @@
       <w:rPr>
         <w:b/>
         <w:bCs/>
-        <w:color w:val="FFFFFF" w:themeColor="background1"/>
+        <w:color w:val="000000"/>
       </w:rPr>
       <w:tblPr/>
       <w:tcPr>
@@ -5401,7 +5259,7 @@
     </w:tblStylePr>
     <w:tblStylePr w:type="nwCell">
       <w:rPr>
-        <w:color w:val="FFFFFF" w:themeColor="background1"/>
+        <w:color w:val="000000"/>
       </w:rPr>
       <w:tblPr/>
       <w:tcPr>
@@ -5446,7 +5304,7 @@
       <w:rPr>
         <w:b/>
         <w:bCs/>
-        <w:color w:val="FFFFFF" w:themeColor="background1"/>
+        <w:color w:val="000000"/>
       </w:rPr>
       <w:tblPr/>
       <w:tcPr>
@@ -5466,7 +5324,7 @@
         <w:spacing w:before="0" w:after="0" w:line="240" w:lineRule="auto"/>
       </w:pPr>
       <w:rPr>
-        <w:color w:val="auto"/>
+        <w:color w:val="000000"/>
       </w:rPr>
       <w:tblPr/>
       <w:tcPr>
@@ -5485,7 +5343,7 @@
       <w:rPr>
         <w:b/>
         <w:bCs/>
-        <w:color w:val="FFFFFF" w:themeColor="background1"/>
+        <w:color w:val="000000"/>
       </w:rPr>
       <w:tblPr/>
       <w:tcPr>
@@ -5504,7 +5362,7 @@
       <w:rPr>
         <w:b/>
         <w:bCs/>
-        <w:color w:val="FFFFFF" w:themeColor="background1"/>
+        <w:color w:val="000000"/>
       </w:rPr>
       <w:tblPr/>
       <w:tcPr>
@@ -5550,7 +5408,7 @@
     </w:tblStylePr>
     <w:tblStylePr w:type="nwCell">
       <w:rPr>
-        <w:color w:val="FFFFFF" w:themeColor="background1"/>
+        <w:color w:val="000000"/>
       </w:rPr>
       <w:tblPr/>
       <w:tcPr>
@@ -5595,7 +5453,7 @@
       <w:rPr>
         <w:b/>
         <w:bCs/>
-        <w:color w:val="FFFFFF" w:themeColor="background1"/>
+        <w:color w:val="000000"/>
       </w:rPr>
       <w:tblPr/>
       <w:tcPr>
@@ -5615,7 +5473,7 @@
         <w:spacing w:before="0" w:after="0" w:line="240" w:lineRule="auto"/>
       </w:pPr>
       <w:rPr>
-        <w:color w:val="auto"/>
+        <w:color w:val="000000"/>
       </w:rPr>
       <w:tblPr/>
       <w:tcPr>
@@ -5634,7 +5492,7 @@
       <w:rPr>
         <w:b/>
         <w:bCs/>
-        <w:color w:val="FFFFFF" w:themeColor="background1"/>
+        <w:color w:val="000000"/>
       </w:rPr>
       <w:tblPr/>
       <w:tcPr>
@@ -5653,7 +5511,7 @@
       <w:rPr>
         <w:b/>
         <w:bCs/>
-        <w:color w:val="FFFFFF" w:themeColor="background1"/>
+        <w:color w:val="000000"/>
       </w:rPr>
       <w:tblPr/>
       <w:tcPr>
@@ -5699,7 +5557,7 @@
     </w:tblStylePr>
     <w:tblStylePr w:type="nwCell">
       <w:rPr>
-        <w:color w:val="FFFFFF" w:themeColor="background1"/>
+        <w:color w:val="000000"/>
       </w:rPr>
       <w:tblPr/>
       <w:tcPr>
@@ -5744,7 +5602,7 @@
       <w:rPr>
         <w:b/>
         <w:bCs/>
-        <w:color w:val="FFFFFF" w:themeColor="background1"/>
+        <w:color w:val="000000"/>
       </w:rPr>
       <w:tblPr/>
       <w:tcPr>
@@ -5764,7 +5622,7 @@
         <w:spacing w:before="0" w:after="0" w:line="240" w:lineRule="auto"/>
       </w:pPr>
       <w:rPr>
-        <w:color w:val="auto"/>
+        <w:color w:val="000000"/>
       </w:rPr>
       <w:tblPr/>
       <w:tcPr>
@@ -5783,7 +5641,7 @@
       <w:rPr>
         <w:b/>
         <w:bCs/>
-        <w:color w:val="FFFFFF" w:themeColor="background1"/>
+        <w:color w:val="000000"/>
       </w:rPr>
       <w:tblPr/>
       <w:tcPr>
@@ -5802,7 +5660,7 @@
       <w:rPr>
         <w:b/>
         <w:bCs/>
-        <w:color w:val="FFFFFF" w:themeColor="background1"/>
+        <w:color w:val="000000"/>
       </w:rPr>
       <w:tblPr/>
       <w:tcPr>
@@ -5848,7 +5706,7 @@
     </w:tblStylePr>
     <w:tblStylePr w:type="nwCell">
       <w:rPr>
-        <w:color w:val="FFFFFF" w:themeColor="background1"/>
+        <w:color w:val="000000"/>
       </w:rPr>
       <w:tblPr/>
       <w:tcPr>
@@ -5872,7 +5730,7 @@
       <w:spacing w:after="0" w:line="240" w:lineRule="auto"/>
     </w:pPr>
     <w:rPr>
-      <w:color w:val="000000" w:themeColor="text1"/>
+      <w:color w:val="000000"/>
     </w:rPr>
     <w:tblPr>
       <w:tblStyleRowBandSize w:val="1"/>
@@ -5905,7 +5763,7 @@
       <w:rPr>
         <w:b/>
         <w:bCs/>
-        <w:color w:val="1F497D" w:themeColor="text2"/>
+        <w:color w:val="000000"/>
       </w:rPr>
       <w:tblPr/>
       <w:tcPr>
@@ -5956,7 +5814,7 @@
       <w:spacing w:after="0" w:line="240" w:lineRule="auto"/>
     </w:pPr>
     <w:rPr>
-      <w:color w:val="000000" w:themeColor="text1"/>
+      <w:color w:val="000000"/>
     </w:rPr>
     <w:tblPr>
       <w:tblStyleRowBandSize w:val="1"/>
@@ -5989,7 +5847,7 @@
       <w:rPr>
         <w:b/>
         <w:bCs/>
-        <w:color w:val="1F497D" w:themeColor="text2"/>
+        <w:color w:val="000000"/>
       </w:rPr>
       <w:tblPr/>
       <w:tcPr>
@@ -6040,7 +5898,7 @@
       <w:spacing w:after="0" w:line="240" w:lineRule="auto"/>
     </w:pPr>
     <w:rPr>
-      <w:color w:val="000000" w:themeColor="text1"/>
+      <w:color w:val="000000"/>
     </w:rPr>
     <w:tblPr>
       <w:tblStyleRowBandSize w:val="1"/>
@@ -6073,7 +5931,7 @@
       <w:rPr>
         <w:b/>
         <w:bCs/>
-        <w:color w:val="1F497D" w:themeColor="text2"/>
+        <w:color w:val="000000"/>
       </w:rPr>
       <w:tblPr/>
       <w:tcPr>
@@ -6124,7 +5982,7 @@
       <w:spacing w:after="0" w:line="240" w:lineRule="auto"/>
     </w:pPr>
     <w:rPr>
-      <w:color w:val="000000" w:themeColor="text1"/>
+      <w:color w:val="000000"/>
     </w:rPr>
     <w:tblPr>
       <w:tblStyleRowBandSize w:val="1"/>
@@ -6157,7 +6015,7 @@
       <w:rPr>
         <w:b/>
         <w:bCs/>
-        <w:color w:val="1F497D" w:themeColor="text2"/>
+        <w:color w:val="000000"/>
       </w:rPr>
       <w:tblPr/>
       <w:tcPr>
@@ -6208,7 +6066,7 @@
       <w:spacing w:after="0" w:line="240" w:lineRule="auto"/>
     </w:pPr>
     <w:rPr>
-      <w:color w:val="000000" w:themeColor="text1"/>
+      <w:color w:val="000000"/>
     </w:rPr>
     <w:tblPr>
       <w:tblStyleRowBandSize w:val="1"/>
@@ -6241,7 +6099,7 @@
       <w:rPr>
         <w:b/>
         <w:bCs/>
-        <w:color w:val="1F497D" w:themeColor="text2"/>
+        <w:color w:val="000000"/>
       </w:rPr>
       <w:tblPr/>
       <w:tcPr>
@@ -6292,7 +6150,7 @@
       <w:spacing w:after="0" w:line="240" w:lineRule="auto"/>
     </w:pPr>
     <w:rPr>
-      <w:color w:val="000000" w:themeColor="text1"/>
+      <w:color w:val="000000"/>
     </w:rPr>
     <w:tblPr>
       <w:tblStyleRowBandSize w:val="1"/>
@@ -6325,7 +6183,7 @@
       <w:rPr>
         <w:b/>
         <w:bCs/>
-        <w:color w:val="1F497D" w:themeColor="text2"/>
+        <w:color w:val="000000"/>
       </w:rPr>
       <w:tblPr/>
       <w:tcPr>
@@ -6376,7 +6234,7 @@
       <w:spacing w:after="0" w:line="240" w:lineRule="auto"/>
     </w:pPr>
     <w:rPr>
-      <w:color w:val="000000" w:themeColor="text1"/>
+      <w:color w:val="000000"/>
     </w:rPr>
     <w:tblPr>
       <w:tblStyleRowBandSize w:val="1"/>
@@ -6409,7 +6267,7 @@
       <w:rPr>
         <w:b/>
         <w:bCs/>
-        <w:color w:val="1F497D" w:themeColor="text2"/>
+        <w:color w:val="000000"/>
       </w:rPr>
       <w:tblPr/>
       <w:tcPr>
@@ -6461,7 +6319,7 @@
     </w:pPr>
     <w:rPr>
       <w:rFonts w:asciiTheme="majorHAnsi" w:eastAsiaTheme="majorEastAsia" w:hAnsiTheme="majorHAnsi" w:cstheme="majorBidi"/>
-      <w:color w:val="000000" w:themeColor="text1"/>
+      <w:color w:val="000000"/>
     </w:rPr>
     <w:tblPr>
       <w:tblStyleRowBandSize w:val="1"/>
@@ -6589,7 +6447,7 @@
     </w:pPr>
     <w:rPr>
       <w:rFonts w:asciiTheme="majorHAnsi" w:eastAsiaTheme="majorEastAsia" w:hAnsiTheme="majorHAnsi" w:cstheme="majorBidi"/>
-      <w:color w:val="000000" w:themeColor="text1"/>
+      <w:color w:val="000000"/>
     </w:rPr>
     <w:tblPr>
       <w:tblStyleRowBandSize w:val="1"/>
@@ -6717,7 +6575,7 @@
     </w:pPr>
     <w:rPr>
       <w:rFonts w:asciiTheme="majorHAnsi" w:eastAsiaTheme="majorEastAsia" w:hAnsiTheme="majorHAnsi" w:cstheme="majorBidi"/>
-      <w:color w:val="000000" w:themeColor="text1"/>
+      <w:color w:val="000000"/>
     </w:rPr>
     <w:tblPr>
       <w:tblStyleRowBandSize w:val="1"/>
@@ -6845,7 +6703,7 @@
     </w:pPr>
     <w:rPr>
       <w:rFonts w:asciiTheme="majorHAnsi" w:eastAsiaTheme="majorEastAsia" w:hAnsiTheme="majorHAnsi" w:cstheme="majorBidi"/>
-      <w:color w:val="000000" w:themeColor="text1"/>
+      <w:color w:val="000000"/>
     </w:rPr>
     <w:tblPr>
       <w:tblStyleRowBandSize w:val="1"/>
@@ -6973,7 +6831,7 @@
     </w:pPr>
     <w:rPr>
       <w:rFonts w:asciiTheme="majorHAnsi" w:eastAsiaTheme="majorEastAsia" w:hAnsiTheme="majorHAnsi" w:cstheme="majorBidi"/>
-      <w:color w:val="000000" w:themeColor="text1"/>
+      <w:color w:val="000000"/>
     </w:rPr>
     <w:tblPr>
       <w:tblStyleRowBandSize w:val="1"/>
@@ -7101,7 +6959,7 @@
     </w:pPr>
     <w:rPr>
       <w:rFonts w:asciiTheme="majorHAnsi" w:eastAsiaTheme="majorEastAsia" w:hAnsiTheme="majorHAnsi" w:cstheme="majorBidi"/>
-      <w:color w:val="000000" w:themeColor="text1"/>
+      <w:color w:val="000000"/>
     </w:rPr>
     <w:tblPr>
       <w:tblStyleRowBandSize w:val="1"/>
@@ -7229,7 +7087,7 @@
     </w:pPr>
     <w:rPr>
       <w:rFonts w:asciiTheme="majorHAnsi" w:eastAsiaTheme="majorEastAsia" w:hAnsiTheme="majorHAnsi" w:cstheme="majorBidi"/>
-      <w:color w:val="000000" w:themeColor="text1"/>
+      <w:color w:val="000000"/>
     </w:rPr>
     <w:tblPr>
       <w:tblStyleRowBandSize w:val="1"/>
@@ -7868,7 +7726,7 @@
     </w:pPr>
     <w:rPr>
       <w:rFonts w:asciiTheme="majorHAnsi" w:eastAsiaTheme="majorEastAsia" w:hAnsiTheme="majorHAnsi" w:cstheme="majorBidi"/>
-      <w:color w:val="000000" w:themeColor="text1"/>
+      <w:color w:val="000000"/>
     </w:rPr>
     <w:tblPr>
       <w:tblStyleRowBandSize w:val="1"/>
@@ -7896,7 +7754,7 @@
       <w:rPr>
         <w:b/>
         <w:bCs/>
-        <w:color w:val="000000" w:themeColor="text1"/>
+        <w:color w:val="000000"/>
       </w:rPr>
       <w:tblPr/>
       <w:tcPr>
@@ -7907,7 +7765,7 @@
       <w:rPr>
         <w:b/>
         <w:bCs/>
-        <w:color w:val="000000" w:themeColor="text1"/>
+        <w:color w:val="000000"/>
       </w:rPr>
       <w:tblPr/>
       <w:tcPr>
@@ -7926,7 +7784,7 @@
       <w:rPr>
         <w:b/>
         <w:bCs/>
-        <w:color w:val="000000" w:themeColor="text1"/>
+        <w:color w:val="000000"/>
       </w:rPr>
       <w:tblPr/>
       <w:tcPr>
@@ -7945,7 +7803,7 @@
       <w:rPr>
         <w:b w:val="0"/>
         <w:bCs w:val="0"/>
-        <w:color w:val="000000" w:themeColor="text1"/>
+        <w:color w:val="000000"/>
       </w:rPr>
       <w:tblPr/>
       <w:tcPr>
@@ -7993,7 +7851,7 @@
     </w:pPr>
     <w:rPr>
       <w:rFonts w:asciiTheme="majorHAnsi" w:eastAsiaTheme="majorEastAsia" w:hAnsiTheme="majorHAnsi" w:cstheme="majorBidi"/>
-      <w:color w:val="000000" w:themeColor="text1"/>
+      <w:color w:val="000000"/>
     </w:rPr>
     <w:tblPr>
       <w:tblStyleRowBandSize w:val="1"/>
@@ -8021,7 +7879,7 @@
       <w:rPr>
         <w:b/>
         <w:bCs/>
-        <w:color w:val="000000" w:themeColor="text1"/>
+        <w:color w:val="000000"/>
       </w:rPr>
       <w:tblPr/>
       <w:tcPr>
@@ -8032,7 +7890,7 @@
       <w:rPr>
         <w:b/>
         <w:bCs/>
-        <w:color w:val="000000" w:themeColor="text1"/>
+        <w:color w:val="000000"/>
       </w:rPr>
       <w:tblPr/>
       <w:tcPr>
@@ -8051,7 +7909,7 @@
       <w:rPr>
         <w:b/>
         <w:bCs/>
-        <w:color w:val="000000" w:themeColor="text1"/>
+        <w:color w:val="000000"/>
       </w:rPr>
       <w:tblPr/>
       <w:tcPr>
@@ -8070,7 +7928,7 @@
       <w:rPr>
         <w:b w:val="0"/>
         <w:bCs w:val="0"/>
-        <w:color w:val="000000" w:themeColor="text1"/>
+        <w:color w:val="000000"/>
       </w:rPr>
       <w:tblPr/>
       <w:tcPr>
@@ -8118,7 +7976,7 @@
     </w:pPr>
     <w:rPr>
       <w:rFonts w:asciiTheme="majorHAnsi" w:eastAsiaTheme="majorEastAsia" w:hAnsiTheme="majorHAnsi" w:cstheme="majorBidi"/>
-      <w:color w:val="000000" w:themeColor="text1"/>
+      <w:color w:val="000000"/>
     </w:rPr>
     <w:tblPr>
       <w:tblStyleRowBandSize w:val="1"/>
@@ -8146,7 +8004,7 @@
       <w:rPr>
         <w:b/>
         <w:bCs/>
-        <w:color w:val="000000" w:themeColor="text1"/>
+        <w:color w:val="000000"/>
       </w:rPr>
       <w:tblPr/>
       <w:tcPr>
@@ -8157,7 +8015,7 @@
       <w:rPr>
         <w:b/>
         <w:bCs/>
-        <w:color w:val="000000" w:themeColor="text1"/>
+        <w:color w:val="000000"/>
       </w:rPr>
       <w:tblPr/>
       <w:tcPr>
@@ -8176,7 +8034,7 @@
       <w:rPr>
         <w:b/>
         <w:bCs/>
-        <w:color w:val="000000" w:themeColor="text1"/>
+        <w:color w:val="000000"/>
       </w:rPr>
       <w:tblPr/>
       <w:tcPr>
@@ -8195,7 +8053,7 @@
       <w:rPr>
         <w:b w:val="0"/>
         <w:bCs w:val="0"/>
-        <w:color w:val="000000" w:themeColor="text1"/>
+        <w:color w:val="000000"/>
       </w:rPr>
       <w:tblPr/>
       <w:tcPr>
@@ -8243,7 +8101,7 @@
     </w:pPr>
     <w:rPr>
       <w:rFonts w:asciiTheme="majorHAnsi" w:eastAsiaTheme="majorEastAsia" w:hAnsiTheme="majorHAnsi" w:cstheme="majorBidi"/>
-      <w:color w:val="000000" w:themeColor="text1"/>
+      <w:color w:val="000000"/>
     </w:rPr>
     <w:tblPr>
       <w:tblStyleRowBandSize w:val="1"/>
@@ -8271,7 +8129,7 @@
       <w:rPr>
         <w:b/>
         <w:bCs/>
-        <w:color w:val="000000" w:themeColor="text1"/>
+        <w:color w:val="000000"/>
       </w:rPr>
       <w:tblPr/>
       <w:tcPr>
@@ -8282,7 +8140,7 @@
       <w:rPr>
         <w:b/>
         <w:bCs/>
-        <w:color w:val="000000" w:themeColor="text1"/>
+        <w:color w:val="000000"/>
       </w:rPr>
       <w:tblPr/>
       <w:tcPr>
@@ -8301,7 +8159,7 @@
       <w:rPr>
         <w:b/>
         <w:bCs/>
-        <w:color w:val="000000" w:themeColor="text1"/>
+        <w:color w:val="000000"/>
       </w:rPr>
       <w:tblPr/>
       <w:tcPr>
@@ -8320,7 +8178,7 @@
       <w:rPr>
         <w:b w:val="0"/>
         <w:bCs w:val="0"/>
-        <w:color w:val="000000" w:themeColor="text1"/>
+        <w:color w:val="000000"/>
       </w:rPr>
       <w:tblPr/>
       <w:tcPr>
@@ -8368,7 +8226,7 @@
     </w:pPr>
     <w:rPr>
       <w:rFonts w:asciiTheme="majorHAnsi" w:eastAsiaTheme="majorEastAsia" w:hAnsiTheme="majorHAnsi" w:cstheme="majorBidi"/>
-      <w:color w:val="000000" w:themeColor="text1"/>
+      <w:color w:val="000000"/>
     </w:rPr>
     <w:tblPr>
       <w:tblStyleRowBandSize w:val="1"/>
@@ -8396,7 +8254,7 @@
       <w:rPr>
         <w:b/>
         <w:bCs/>
-        <w:color w:val="000000" w:themeColor="text1"/>
+        <w:color w:val="000000"/>
       </w:rPr>
       <w:tblPr/>
       <w:tcPr>
@@ -8407,7 +8265,7 @@
       <w:rPr>
         <w:b/>
         <w:bCs/>
-        <w:color w:val="000000" w:themeColor="text1"/>
+        <w:color w:val="000000"/>
       </w:rPr>
       <w:tblPr/>
       <w:tcPr>
@@ -8426,7 +8284,7 @@
       <w:rPr>
         <w:b/>
         <w:bCs/>
-        <w:color w:val="000000" w:themeColor="text1"/>
+        <w:color w:val="000000"/>
       </w:rPr>
       <w:tblPr/>
       <w:tcPr>
@@ -8445,7 +8303,7 @@
       <w:rPr>
         <w:b w:val="0"/>
         <w:bCs w:val="0"/>
-        <w:color w:val="000000" w:themeColor="text1"/>
+        <w:color w:val="000000"/>
       </w:rPr>
       <w:tblPr/>
       <w:tcPr>
@@ -8493,7 +8351,7 @@
     </w:pPr>
     <w:rPr>
       <w:rFonts w:asciiTheme="majorHAnsi" w:eastAsiaTheme="majorEastAsia" w:hAnsiTheme="majorHAnsi" w:cstheme="majorBidi"/>
-      <w:color w:val="000000" w:themeColor="text1"/>
+      <w:color w:val="000000"/>
     </w:rPr>
     <w:tblPr>
       <w:tblStyleRowBandSize w:val="1"/>
@@ -8521,7 +8379,7 @@
       <w:rPr>
         <w:b/>
         <w:bCs/>
-        <w:color w:val="000000" w:themeColor="text1"/>
+        <w:color w:val="000000"/>
       </w:rPr>
       <w:tblPr/>
       <w:tcPr>
@@ -8532,7 +8390,7 @@
       <w:rPr>
         <w:b/>
         <w:bCs/>
-        <w:color w:val="000000" w:themeColor="text1"/>
+        <w:color w:val="000000"/>
       </w:rPr>
       <w:tblPr/>
       <w:tcPr>
@@ -8551,7 +8409,7 @@
       <w:rPr>
         <w:b/>
         <w:bCs/>
-        <w:color w:val="000000" w:themeColor="text1"/>
+        <w:color w:val="000000"/>
       </w:rPr>
       <w:tblPr/>
       <w:tcPr>
@@ -8570,7 +8428,7 @@
       <w:rPr>
         <w:b w:val="0"/>
         <w:bCs w:val="0"/>
-        <w:color w:val="000000" w:themeColor="text1"/>
+        <w:color w:val="000000"/>
       </w:rPr>
       <w:tblPr/>
       <w:tcPr>
@@ -8618,7 +8476,7 @@
     </w:pPr>
     <w:rPr>
       <w:rFonts w:asciiTheme="majorHAnsi" w:eastAsiaTheme="majorEastAsia" w:hAnsiTheme="majorHAnsi" w:cstheme="majorBidi"/>
-      <w:color w:val="000000" w:themeColor="text1"/>
+      <w:color w:val="000000"/>
     </w:rPr>
     <w:tblPr>
       <w:tblStyleRowBandSize w:val="1"/>
@@ -8646,7 +8504,7 @@
       <w:rPr>
         <w:b/>
         <w:bCs/>
-        <w:color w:val="000000" w:themeColor="text1"/>
+        <w:color w:val="000000"/>
       </w:rPr>
       <w:tblPr/>
       <w:tcPr>
@@ -8657,7 +8515,7 @@
       <w:rPr>
         <w:b/>
         <w:bCs/>
-        <w:color w:val="000000" w:themeColor="text1"/>
+        <w:color w:val="000000"/>
       </w:rPr>
       <w:tblPr/>
       <w:tcPr>
@@ -8676,7 +8534,7 @@
       <w:rPr>
         <w:b/>
         <w:bCs/>
-        <w:color w:val="000000" w:themeColor="text1"/>
+        <w:color w:val="000000"/>
       </w:rPr>
       <w:tblPr/>
       <w:tcPr>
@@ -8695,7 +8553,7 @@
       <w:rPr>
         <w:b w:val="0"/>
         <w:bCs w:val="0"/>
-        <w:color w:val="000000" w:themeColor="text1"/>
+        <w:color w:val="000000"/>
       </w:rPr>
       <w:tblPr/>
       <w:tcPr>
@@ -8769,7 +8627,7 @@
         <w:bCs/>
         <w:i w:val="0"/>
         <w:iCs w:val="0"/>
-        <w:color w:val="FFFFFF" w:themeColor="background1"/>
+        <w:color w:val="000000"/>
       </w:rPr>
       <w:tblPr/>
       <w:tcPr>
@@ -8790,7 +8648,7 @@
         <w:bCs/>
         <w:i w:val="0"/>
         <w:iCs w:val="0"/>
-        <w:color w:val="FFFFFF" w:themeColor="background1"/>
+        <w:color w:val="000000"/>
       </w:rPr>
       <w:tblPr/>
       <w:tcPr>
@@ -8811,7 +8669,7 @@
         <w:bCs/>
         <w:i w:val="0"/>
         <w:iCs w:val="0"/>
-        <w:color w:val="FFFFFF" w:themeColor="background1"/>
+        <w:color w:val="000000"/>
       </w:rPr>
       <w:tblPr/>
       <w:tcPr>
@@ -8830,7 +8688,7 @@
         <w:bCs/>
         <w:i w:val="0"/>
         <w:iCs w:val="0"/>
-        <w:color w:val="FFFFFF" w:themeColor="background1"/>
+        <w:color w:val="000000"/>
       </w:rPr>
       <w:tblPr/>
       <w:tcPr>
@@ -8910,7 +8768,7 @@
         <w:bCs/>
         <w:i w:val="0"/>
         <w:iCs w:val="0"/>
-        <w:color w:val="FFFFFF" w:themeColor="background1"/>
+        <w:color w:val="000000"/>
       </w:rPr>
       <w:tblPr/>
       <w:tcPr>
@@ -8931,7 +8789,7 @@
         <w:bCs/>
         <w:i w:val="0"/>
         <w:iCs w:val="0"/>
-        <w:color w:val="FFFFFF" w:themeColor="background1"/>
+        <w:color w:val="000000"/>
       </w:rPr>
       <w:tblPr/>
       <w:tcPr>
@@ -8952,7 +8810,7 @@
         <w:bCs/>
         <w:i w:val="0"/>
         <w:iCs w:val="0"/>
-        <w:color w:val="FFFFFF" w:themeColor="background1"/>
+        <w:color w:val="000000"/>
       </w:rPr>
       <w:tblPr/>
       <w:tcPr>
@@ -8971,7 +8829,7 @@
         <w:bCs/>
         <w:i w:val="0"/>
         <w:iCs w:val="0"/>
-        <w:color w:val="FFFFFF" w:themeColor="background1"/>
+        <w:color w:val="000000"/>
       </w:rPr>
       <w:tblPr/>
       <w:tcPr>
@@ -9051,7 +8909,7 @@
         <w:bCs/>
         <w:i w:val="0"/>
         <w:iCs w:val="0"/>
-        <w:color w:val="FFFFFF" w:themeColor="background1"/>
+        <w:color w:val="000000"/>
       </w:rPr>
       <w:tblPr/>
       <w:tcPr>
@@ -9072,7 +8930,7 @@
         <w:bCs/>
         <w:i w:val="0"/>
         <w:iCs w:val="0"/>
-        <w:color w:val="FFFFFF" w:themeColor="background1"/>
+        <w:color w:val="000000"/>
       </w:rPr>
       <w:tblPr/>
       <w:tcPr>
@@ -9093,7 +8951,7 @@
         <w:bCs/>
         <w:i w:val="0"/>
         <w:iCs w:val="0"/>
-        <w:color w:val="FFFFFF" w:themeColor="background1"/>
+        <w:color w:val="000000"/>
       </w:rPr>
       <w:tblPr/>
       <w:tcPr>
@@ -9112,7 +8970,7 @@
         <w:bCs/>
         <w:i w:val="0"/>
         <w:iCs w:val="0"/>
-        <w:color w:val="FFFFFF" w:themeColor="background1"/>
+        <w:color w:val="000000"/>
       </w:rPr>
       <w:tblPr/>
       <w:tcPr>
@@ -9192,7 +9050,7 @@
         <w:bCs/>
         <w:i w:val="0"/>
         <w:iCs w:val="0"/>
-        <w:color w:val="FFFFFF" w:themeColor="background1"/>
+        <w:color w:val="000000"/>
       </w:rPr>
       <w:tblPr/>
       <w:tcPr>
@@ -9213,7 +9071,7 @@
         <w:bCs/>
         <w:i w:val="0"/>
         <w:iCs w:val="0"/>
-        <w:color w:val="FFFFFF" w:themeColor="background1"/>
+        <w:color w:val="000000"/>
       </w:rPr>
       <w:tblPr/>
       <w:tcPr>
@@ -9234,7 +9092,7 @@
         <w:bCs/>
         <w:i w:val="0"/>
         <w:iCs w:val="0"/>
-        <w:color w:val="FFFFFF" w:themeColor="background1"/>
+        <w:color w:val="000000"/>
       </w:rPr>
       <w:tblPr/>
       <w:tcPr>
@@ -9253,7 +9111,7 @@
         <w:bCs/>
         <w:i w:val="0"/>
         <w:iCs w:val="0"/>
-        <w:color w:val="FFFFFF" w:themeColor="background1"/>
+        <w:color w:val="000000"/>
       </w:rPr>
       <w:tblPr/>
       <w:tcPr>
@@ -9333,7 +9191,7 @@
         <w:bCs/>
         <w:i w:val="0"/>
         <w:iCs w:val="0"/>
-        <w:color w:val="FFFFFF" w:themeColor="background1"/>
+        <w:color w:val="000000"/>
       </w:rPr>
       <w:tblPr/>
       <w:tcPr>
@@ -9354,7 +9212,7 @@
         <w:bCs/>
         <w:i w:val="0"/>
         <w:iCs w:val="0"/>
-        <w:color w:val="FFFFFF" w:themeColor="background1"/>
+        <w:color w:val="000000"/>
       </w:rPr>
       <w:tblPr/>
       <w:tcPr>
@@ -9375,7 +9233,7 @@
         <w:bCs/>
         <w:i w:val="0"/>
         <w:iCs w:val="0"/>
-        <w:color w:val="FFFFFF" w:themeColor="background1"/>
+        <w:color w:val="000000"/>
       </w:rPr>
       <w:tblPr/>
       <w:tcPr>
@@ -9394,7 +9252,7 @@
         <w:bCs/>
         <w:i w:val="0"/>
         <w:iCs w:val="0"/>
-        <w:color w:val="FFFFFF" w:themeColor="background1"/>
+        <w:color w:val="000000"/>
       </w:rPr>
       <w:tblPr/>
       <w:tcPr>
@@ -9474,7 +9332,7 @@
         <w:bCs/>
         <w:i w:val="0"/>
         <w:iCs w:val="0"/>
-        <w:color w:val="FFFFFF" w:themeColor="background1"/>
+        <w:color w:val="000000"/>
       </w:rPr>
       <w:tblPr/>
       <w:tcPr>
@@ -9495,7 +9353,7 @@
         <w:bCs/>
         <w:i w:val="0"/>
         <w:iCs w:val="0"/>
-        <w:color w:val="FFFFFF" w:themeColor="background1"/>
+        <w:color w:val="000000"/>
       </w:rPr>
       <w:tblPr/>
       <w:tcPr>
@@ -9516,7 +9374,7 @@
         <w:bCs/>
         <w:i w:val="0"/>
         <w:iCs w:val="0"/>
-        <w:color w:val="FFFFFF" w:themeColor="background1"/>
+        <w:color w:val="000000"/>
       </w:rPr>
       <w:tblPr/>
       <w:tcPr>
@@ -9535,7 +9393,7 @@
         <w:bCs/>
         <w:i w:val="0"/>
         <w:iCs w:val="0"/>
-        <w:color w:val="FFFFFF" w:themeColor="background1"/>
+        <w:color w:val="000000"/>
       </w:rPr>
       <w:tblPr/>
       <w:tcPr>
@@ -9615,7 +9473,7 @@
         <w:bCs/>
         <w:i w:val="0"/>
         <w:iCs w:val="0"/>
-        <w:color w:val="FFFFFF" w:themeColor="background1"/>
+        <w:color w:val="000000"/>
       </w:rPr>
       <w:tblPr/>
       <w:tcPr>
@@ -9636,7 +9494,7 @@
         <w:bCs/>
         <w:i w:val="0"/>
         <w:iCs w:val="0"/>
-        <w:color w:val="FFFFFF" w:themeColor="background1"/>
+        <w:color w:val="000000"/>
       </w:rPr>
       <w:tblPr/>
       <w:tcPr>
@@ -9657,7 +9515,7 @@
         <w:bCs/>
         <w:i w:val="0"/>
         <w:iCs w:val="0"/>
-        <w:color w:val="FFFFFF" w:themeColor="background1"/>
+        <w:color w:val="000000"/>
       </w:rPr>
       <w:tblPr/>
       <w:tcPr>
@@ -9676,7 +9534,7 @@
         <w:bCs/>
         <w:i w:val="0"/>
         <w:iCs w:val="0"/>
-        <w:color w:val="FFFFFF" w:themeColor="background1"/>
+        <w:color w:val="000000"/>
       </w:rPr>
       <w:tblPr/>
       <w:tcPr>
@@ -9729,7 +9587,7 @@
       <w:spacing w:after="0" w:line="240" w:lineRule="auto"/>
     </w:pPr>
     <w:rPr>
-      <w:color w:val="FFFFFF" w:themeColor="background1"/>
+      <w:color w:val="000000"/>
     </w:rPr>
     <w:tblPr>
       <w:tblStyleRowBandSize w:val="1"/>
@@ -9843,7 +9701,7 @@
       <w:spacing w:after="0" w:line="240" w:lineRule="auto"/>
     </w:pPr>
     <w:rPr>
-      <w:color w:val="FFFFFF" w:themeColor="background1"/>
+      <w:color w:val="000000"/>
     </w:rPr>
     <w:tblPr>
       <w:tblStyleRowBandSize w:val="1"/>
@@ -9957,7 +9815,7 @@
       <w:spacing w:after="0" w:line="240" w:lineRule="auto"/>
     </w:pPr>
     <w:rPr>
-      <w:color w:val="FFFFFF" w:themeColor="background1"/>
+      <w:color w:val="000000"/>
     </w:rPr>
     <w:tblPr>
       <w:tblStyleRowBandSize w:val="1"/>
@@ -10071,7 +9929,7 @@
       <w:spacing w:after="0" w:line="240" w:lineRule="auto"/>
     </w:pPr>
     <w:rPr>
-      <w:color w:val="FFFFFF" w:themeColor="background1"/>
+      <w:color w:val="000000"/>
     </w:rPr>
     <w:tblPr>
       <w:tblStyleRowBandSize w:val="1"/>
@@ -10185,7 +10043,7 @@
       <w:spacing w:after="0" w:line="240" w:lineRule="auto"/>
     </w:pPr>
     <w:rPr>
-      <w:color w:val="FFFFFF" w:themeColor="background1"/>
+      <w:color w:val="000000"/>
     </w:rPr>
     <w:tblPr>
       <w:tblStyleRowBandSize w:val="1"/>
@@ -10299,7 +10157,7 @@
       <w:spacing w:after="0" w:line="240" w:lineRule="auto"/>
     </w:pPr>
     <w:rPr>
-      <w:color w:val="FFFFFF" w:themeColor="background1"/>
+      <w:color w:val="000000"/>
     </w:rPr>
     <w:tblPr>
       <w:tblStyleRowBandSize w:val="1"/>
@@ -10413,7 +10271,7 @@
       <w:spacing w:after="0" w:line="240" w:lineRule="auto"/>
     </w:pPr>
     <w:rPr>
-      <w:color w:val="FFFFFF" w:themeColor="background1"/>
+      <w:color w:val="000000"/>
     </w:rPr>
     <w:tblPr>
       <w:tblStyleRowBandSize w:val="1"/>
@@ -10527,7 +10385,7 @@
       <w:spacing w:after="0" w:line="240" w:lineRule="auto"/>
     </w:pPr>
     <w:rPr>
-      <w:color w:val="000000" w:themeColor="text1"/>
+      <w:color w:val="000000"/>
     </w:rPr>
     <w:tblPr>
       <w:tblStyleRowBandSize w:val="1"/>
@@ -10573,7 +10431,7 @@
       <w:rPr>
         <w:b/>
         <w:bCs/>
-        <w:color w:val="FFFFFF" w:themeColor="background1"/>
+        <w:color w:val="000000"/>
       </w:rPr>
       <w:tblPr/>
       <w:tcPr>
@@ -10585,7 +10443,7 @@
     </w:tblStylePr>
     <w:tblStylePr w:type="firstCol">
       <w:rPr>
-        <w:color w:val="FFFFFF" w:themeColor="background1"/>
+        <w:color w:val="000000"/>
       </w:rPr>
       <w:tblPr/>
       <w:tcPr>
@@ -10602,7 +10460,7 @@
     </w:tblStylePr>
     <w:tblStylePr w:type="lastCol">
       <w:rPr>
-        <w:color w:val="FFFFFF" w:themeColor="background1"/>
+        <w:color w:val="000000"/>
       </w:rPr>
       <w:tblPr/>
       <w:tcPr>
@@ -10631,12 +10489,12 @@
     </w:tblStylePr>
     <w:tblStylePr w:type="neCell">
       <w:rPr>
-        <w:color w:val="000000" w:themeColor="text1"/>
+        <w:color w:val="000000"/>
       </w:rPr>
     </w:tblStylePr>
     <w:tblStylePr w:type="nwCell">
       <w:rPr>
-        <w:color w:val="000000" w:themeColor="text1"/>
+        <w:color w:val="000000"/>
       </w:rPr>
     </w:tblStylePr>
   </w:style>
@@ -10649,7 +10507,7 @@
       <w:spacing w:after="0" w:line="240" w:lineRule="auto"/>
     </w:pPr>
     <w:rPr>
-      <w:color w:val="000000" w:themeColor="text1"/>
+      <w:color w:val="000000"/>
     </w:rPr>
     <w:tblPr>
       <w:tblStyleRowBandSize w:val="1"/>
@@ -10695,7 +10553,7 @@
       <w:rPr>
         <w:b/>
         <w:bCs/>
-        <w:color w:val="FFFFFF" w:themeColor="background1"/>
+        <w:color w:val="000000"/>
       </w:rPr>
       <w:tblPr/>
       <w:tcPr>
@@ -10707,7 +10565,7 @@
     </w:tblStylePr>
     <w:tblStylePr w:type="firstCol">
       <w:rPr>
-        <w:color w:val="FFFFFF" w:themeColor="background1"/>
+        <w:color w:val="000000"/>
       </w:rPr>
       <w:tblPr/>
       <w:tcPr>
@@ -10724,7 +10582,7 @@
     </w:tblStylePr>
     <w:tblStylePr w:type="lastCol">
       <w:rPr>
-        <w:color w:val="FFFFFF" w:themeColor="background1"/>
+        <w:color w:val="000000"/>
       </w:rPr>
       <w:tblPr/>
       <w:tcPr>
@@ -10753,12 +10611,12 @@
     </w:tblStylePr>
     <w:tblStylePr w:type="neCell">
       <w:rPr>
-        <w:color w:val="000000" w:themeColor="text1"/>
+        <w:color w:val="000000"/>
       </w:rPr>
     </w:tblStylePr>
     <w:tblStylePr w:type="nwCell">
       <w:rPr>
-        <w:color w:val="000000" w:themeColor="text1"/>
+        <w:color w:val="000000"/>
       </w:rPr>
     </w:tblStylePr>
   </w:style>
@@ -10771,7 +10629,7 @@
       <w:spacing w:after="0" w:line="240" w:lineRule="auto"/>
     </w:pPr>
     <w:rPr>
-      <w:color w:val="000000" w:themeColor="text1"/>
+      <w:color w:val="000000"/>
     </w:rPr>
     <w:tblPr>
       <w:tblStyleRowBandSize w:val="1"/>
@@ -10817,7 +10675,7 @@
       <w:rPr>
         <w:b/>
         <w:bCs/>
-        <w:color w:val="FFFFFF" w:themeColor="background1"/>
+        <w:color w:val="000000"/>
       </w:rPr>
       <w:tblPr/>
       <w:tcPr>
@@ -10829,7 +10687,7 @@
     </w:tblStylePr>
     <w:tblStylePr w:type="firstCol">
       <w:rPr>
-        <w:color w:val="FFFFFF" w:themeColor="background1"/>
+        <w:color w:val="000000"/>
       </w:rPr>
       <w:tblPr/>
       <w:tcPr>
@@ -10846,7 +10704,7 @@
     </w:tblStylePr>
     <w:tblStylePr w:type="lastCol">
       <w:rPr>
-        <w:color w:val="FFFFFF" w:themeColor="background1"/>
+        <w:color w:val="000000"/>
       </w:rPr>
       <w:tblPr/>
       <w:tcPr>
@@ -10875,12 +10733,12 @@
     </w:tblStylePr>
     <w:tblStylePr w:type="neCell">
       <w:rPr>
-        <w:color w:val="000000" w:themeColor="text1"/>
+        <w:color w:val="000000"/>
       </w:rPr>
     </w:tblStylePr>
     <w:tblStylePr w:type="nwCell">
       <w:rPr>
-        <w:color w:val="000000" w:themeColor="text1"/>
+        <w:color w:val="000000"/>
       </w:rPr>
     </w:tblStylePr>
   </w:style>
@@ -10893,7 +10751,7 @@
       <w:spacing w:after="0" w:line="240" w:lineRule="auto"/>
     </w:pPr>
     <w:rPr>
-      <w:color w:val="000000" w:themeColor="text1"/>
+      <w:color w:val="000000"/>
     </w:rPr>
     <w:tblPr>
       <w:tblStyleRowBandSize w:val="1"/>
@@ -10939,7 +10797,7 @@
       <w:rPr>
         <w:b/>
         <w:bCs/>
-        <w:color w:val="FFFFFF" w:themeColor="background1"/>
+        <w:color w:val="000000"/>
       </w:rPr>
       <w:tblPr/>
       <w:tcPr>
@@ -10951,7 +10809,7 @@
     </w:tblStylePr>
     <w:tblStylePr w:type="firstCol">
       <w:rPr>
-        <w:color w:val="FFFFFF" w:themeColor="background1"/>
+        <w:color w:val="000000"/>
       </w:rPr>
       <w:tblPr/>
       <w:tcPr>
@@ -10968,7 +10826,7 @@
     </w:tblStylePr>
     <w:tblStylePr w:type="lastCol">
       <w:rPr>
-        <w:color w:val="FFFFFF" w:themeColor="background1"/>
+        <w:color w:val="000000"/>
       </w:rPr>
       <w:tblPr/>
       <w:tcPr>
@@ -11005,7 +10863,7 @@
       <w:spacing w:after="0" w:line="240" w:lineRule="auto"/>
     </w:pPr>
     <w:rPr>
-      <w:color w:val="000000" w:themeColor="text1"/>
+      <w:color w:val="000000"/>
     </w:rPr>
     <w:tblPr>
       <w:tblStyleRowBandSize w:val="1"/>
@@ -11051,7 +10909,7 @@
       <w:rPr>
         <w:b/>
         <w:bCs/>
-        <w:color w:val="FFFFFF" w:themeColor="background1"/>
+        <w:color w:val="000000"/>
       </w:rPr>
       <w:tblPr/>
       <w:tcPr>
@@ -11063,7 +10921,7 @@
     </w:tblStylePr>
     <w:tblStylePr w:type="firstCol">
       <w:rPr>
-        <w:color w:val="FFFFFF" w:themeColor="background1"/>
+        <w:color w:val="000000"/>
       </w:rPr>
       <w:tblPr/>
       <w:tcPr>
@@ -11080,7 +10938,7 @@
     </w:tblStylePr>
     <w:tblStylePr w:type="lastCol">
       <w:rPr>
-        <w:color w:val="FFFFFF" w:themeColor="background1"/>
+        <w:color w:val="000000"/>
       </w:rPr>
       <w:tblPr/>
       <w:tcPr>
@@ -11109,12 +10967,12 @@
     </w:tblStylePr>
     <w:tblStylePr w:type="neCell">
       <w:rPr>
-        <w:color w:val="000000" w:themeColor="text1"/>
+        <w:color w:val="000000"/>
       </w:rPr>
     </w:tblStylePr>
     <w:tblStylePr w:type="nwCell">
       <w:rPr>
-        <w:color w:val="000000" w:themeColor="text1"/>
+        <w:color w:val="000000"/>
       </w:rPr>
     </w:tblStylePr>
   </w:style>
@@ -11127,7 +10985,7 @@
       <w:spacing w:after="0" w:line="240" w:lineRule="auto"/>
     </w:pPr>
     <w:rPr>
-      <w:color w:val="000000" w:themeColor="text1"/>
+      <w:color w:val="000000"/>
     </w:rPr>
     <w:tblPr>
       <w:tblStyleRowBandSize w:val="1"/>
@@ -11173,7 +11031,7 @@
       <w:rPr>
         <w:b/>
         <w:bCs/>
-        <w:color w:val="FFFFFF" w:themeColor="background1"/>
+        <w:color w:val="000000"/>
       </w:rPr>
       <w:tblPr/>
       <w:tcPr>
@@ -11185,7 +11043,7 @@
     </w:tblStylePr>
     <w:tblStylePr w:type="firstCol">
       <w:rPr>
-        <w:color w:val="FFFFFF" w:themeColor="background1"/>
+        <w:color w:val="000000"/>
       </w:rPr>
       <w:tblPr/>
       <w:tcPr>
@@ -11202,7 +11060,7 @@
     </w:tblStylePr>
     <w:tblStylePr w:type="lastCol">
       <w:rPr>
-        <w:color w:val="FFFFFF" w:themeColor="background1"/>
+        <w:color w:val="000000"/>
       </w:rPr>
       <w:tblPr/>
       <w:tcPr>
@@ -11231,12 +11089,12 @@
     </w:tblStylePr>
     <w:tblStylePr w:type="neCell">
       <w:rPr>
-        <w:color w:val="000000" w:themeColor="text1"/>
+        <w:color w:val="000000"/>
       </w:rPr>
     </w:tblStylePr>
     <w:tblStylePr w:type="nwCell">
       <w:rPr>
-        <w:color w:val="000000" w:themeColor="text1"/>
+        <w:color w:val="000000"/>
       </w:rPr>
     </w:tblStylePr>
   </w:style>
@@ -11249,7 +11107,7 @@
       <w:spacing w:after="0" w:line="240" w:lineRule="auto"/>
     </w:pPr>
     <w:rPr>
-      <w:color w:val="000000" w:themeColor="text1"/>
+      <w:color w:val="000000"/>
     </w:rPr>
     <w:tblPr>
       <w:tblStyleRowBandSize w:val="1"/>
@@ -11295,7 +11153,7 @@
       <w:rPr>
         <w:b/>
         <w:bCs/>
-        <w:color w:val="FFFFFF" w:themeColor="background1"/>
+        <w:color w:val="000000"/>
       </w:rPr>
       <w:tblPr/>
       <w:tcPr>
@@ -11307,7 +11165,7 @@
     </w:tblStylePr>
     <w:tblStylePr w:type="firstCol">
       <w:rPr>
-        <w:color w:val="FFFFFF" w:themeColor="background1"/>
+        <w:color w:val="000000"/>
       </w:rPr>
       <w:tblPr/>
       <w:tcPr>
@@ -11324,7 +11182,7 @@
     </w:tblStylePr>
     <w:tblStylePr w:type="lastCol">
       <w:rPr>
-        <w:color w:val="FFFFFF" w:themeColor="background1"/>
+        <w:color w:val="000000"/>
       </w:rPr>
       <w:tblPr/>
       <w:tcPr>
@@ -11353,12 +11211,12 @@
     </w:tblStylePr>
     <w:tblStylePr w:type="neCell">
       <w:rPr>
-        <w:color w:val="000000" w:themeColor="text1"/>
+        <w:color w:val="000000"/>
       </w:rPr>
     </w:tblStylePr>
     <w:tblStylePr w:type="nwCell">
       <w:rPr>
-        <w:color w:val="000000" w:themeColor="text1"/>
+        <w:color w:val="000000"/>
       </w:rPr>
     </w:tblStylePr>
   </w:style>
@@ -11371,7 +11229,7 @@
       <w:spacing w:after="0" w:line="240" w:lineRule="auto"/>
     </w:pPr>
     <w:rPr>
-      <w:color w:val="000000" w:themeColor="text1"/>
+      <w:color w:val="000000"/>
     </w:rPr>
     <w:tblPr>
       <w:tblStyleRowBandSize w:val="1"/>
@@ -11391,7 +11249,7 @@
       <w:rPr>
         <w:b/>
         <w:bCs/>
-        <w:color w:val="FFFFFF" w:themeColor="background1"/>
+        <w:color w:val="000000"/>
       </w:rPr>
       <w:tblPr/>
       <w:tcPr>
@@ -11405,7 +11263,7 @@
       <w:rPr>
         <w:b/>
         <w:bCs/>
-        <w:color w:val="9E3A38" w:themeColor="accent2" w:themeShade="CC"/>
+        <w:color w:val="000000"/>
       </w:rPr>
       <w:tblPr/>
       <w:tcPr>
@@ -11457,7 +11315,7 @@
       <w:spacing w:after="0" w:line="240" w:lineRule="auto"/>
     </w:pPr>
     <w:rPr>
-      <w:color w:val="000000" w:themeColor="text1"/>
+      <w:color w:val="000000"/>
     </w:rPr>
     <w:tblPr>
       <w:tblStyleRowBandSize w:val="1"/>
@@ -11477,7 +11335,7 @@
       <w:rPr>
         <w:b/>
         <w:bCs/>
-        <w:color w:val="FFFFFF" w:themeColor="background1"/>
+        <w:color w:val="000000"/>
       </w:rPr>
       <w:tblPr/>
       <w:tcPr>
@@ -11491,7 +11349,7 @@
       <w:rPr>
         <w:b/>
         <w:bCs/>
-        <w:color w:val="9E3A38" w:themeColor="accent2" w:themeShade="CC"/>
+        <w:color w:val="000000"/>
       </w:rPr>
       <w:tblPr/>
       <w:tcPr>
@@ -11543,7 +11401,7 @@
       <w:spacing w:after="0" w:line="240" w:lineRule="auto"/>
     </w:pPr>
     <w:rPr>
-      <w:color w:val="000000" w:themeColor="text1"/>
+      <w:color w:val="000000"/>
     </w:rPr>
     <w:tblPr>
       <w:tblStyleRowBandSize w:val="1"/>
@@ -11563,7 +11421,7 @@
       <w:rPr>
         <w:b/>
         <w:bCs/>
-        <w:color w:val="FFFFFF" w:themeColor="background1"/>
+        <w:color w:val="000000"/>
       </w:rPr>
       <w:tblPr/>
       <w:tcPr>
@@ -11577,7 +11435,7 @@
       <w:rPr>
         <w:b/>
         <w:bCs/>
-        <w:color w:val="9E3A38" w:themeColor="accent2" w:themeShade="CC"/>
+        <w:color w:val="000000"/>
       </w:rPr>
       <w:tblPr/>
       <w:tcPr>
@@ -11629,7 +11487,7 @@
       <w:spacing w:after="0" w:line="240" w:lineRule="auto"/>
     </w:pPr>
     <w:rPr>
-      <w:color w:val="000000" w:themeColor="text1"/>
+      <w:color w:val="000000"/>
     </w:rPr>
     <w:tblPr>
       <w:tblStyleRowBandSize w:val="1"/>
@@ -11649,7 +11507,7 @@
       <w:rPr>
         <w:b/>
         <w:bCs/>
-        <w:color w:val="FFFFFF" w:themeColor="background1"/>
+        <w:color w:val="000000"/>
       </w:rPr>
       <w:tblPr/>
       <w:tcPr>
@@ -11663,7 +11521,7 @@
       <w:rPr>
         <w:b/>
         <w:bCs/>
-        <w:color w:val="664E82" w:themeColor="accent4" w:themeShade="CC"/>
+        <w:color w:val="000000"/>
       </w:rPr>
       <w:tblPr/>
       <w:tcPr>
@@ -11715,7 +11573,7 @@
       <w:spacing w:after="0" w:line="240" w:lineRule="auto"/>
     </w:pPr>
     <w:rPr>
-      <w:color w:val="000000" w:themeColor="text1"/>
+      <w:color w:val="000000"/>
     </w:rPr>
     <w:tblPr>
       <w:tblStyleRowBandSize w:val="1"/>
@@ -11735,7 +11593,7 @@
       <w:rPr>
         <w:b/>
         <w:bCs/>
-        <w:color w:val="FFFFFF" w:themeColor="background1"/>
+        <w:color w:val="000000"/>
       </w:rPr>
       <w:tblPr/>
       <w:tcPr>
@@ -11749,7 +11607,7 @@
       <w:rPr>
         <w:b/>
         <w:bCs/>
-        <w:color w:val="7E9C40" w:themeColor="accent3" w:themeShade="CC"/>
+        <w:color w:val="000000"/>
       </w:rPr>
       <w:tblPr/>
       <w:tcPr>
@@ -11801,7 +11659,7 @@
       <w:spacing w:after="0" w:line="240" w:lineRule="auto"/>
     </w:pPr>
     <w:rPr>
-      <w:color w:val="000000" w:themeColor="text1"/>
+      <w:color w:val="000000"/>
     </w:rPr>
     <w:tblPr>
       <w:tblStyleRowBandSize w:val="1"/>
@@ -11821,7 +11679,7 @@
       <w:rPr>
         <w:b/>
         <w:bCs/>
-        <w:color w:val="FFFFFF" w:themeColor="background1"/>
+        <w:color w:val="000000"/>
       </w:rPr>
       <w:tblPr/>
       <w:tcPr>
@@ -11835,7 +11693,7 @@
       <w:rPr>
         <w:b/>
         <w:bCs/>
-        <w:color w:val="F2730A" w:themeColor="accent6" w:themeShade="CC"/>
+        <w:color w:val="000000"/>
       </w:rPr>
       <w:tblPr/>
       <w:tcPr>
@@ -11887,7 +11745,7 @@
       <w:spacing w:after="0" w:line="240" w:lineRule="auto"/>
     </w:pPr>
     <w:rPr>
-      <w:color w:val="000000" w:themeColor="text1"/>
+      <w:color w:val="000000"/>
     </w:rPr>
     <w:tblPr>
       <w:tblStyleRowBandSize w:val="1"/>
@@ -11907,7 +11765,7 @@
       <w:rPr>
         <w:b/>
         <w:bCs/>
-        <w:color w:val="FFFFFF" w:themeColor="background1"/>
+        <w:color w:val="000000"/>
       </w:rPr>
       <w:tblPr/>
       <w:tcPr>
@@ -11921,7 +11779,7 @@
       <w:rPr>
         <w:b/>
         <w:bCs/>
-        <w:color w:val="348DA5" w:themeColor="accent5" w:themeShade="CC"/>
+        <w:color w:val="000000"/>
       </w:rPr>
       <w:tblPr/>
       <w:tcPr>
@@ -11973,7 +11831,7 @@
       <w:spacing w:after="0" w:line="240" w:lineRule="auto"/>
     </w:pPr>
     <w:rPr>
-      <w:color w:val="000000" w:themeColor="text1"/>
+      <w:color w:val="000000"/>
     </w:rPr>
     <w:tblPr>
       <w:tblStyleRowBandSize w:val="1"/>
@@ -12006,7 +11864,7 @@
       <w:rPr>
         <w:b/>
         <w:bCs/>
-        <w:color w:val="000000" w:themeColor="text1"/>
+        <w:color w:val="000000"/>
       </w:rPr>
       <w:tblPr/>
       <w:tcPr>
@@ -12015,7 +11873,7 @@
     </w:tblStylePr>
     <w:tblStylePr w:type="firstCol">
       <w:rPr>
-        <w:color w:val="FFFFFF" w:themeColor="background1"/>
+        <w:color w:val="000000"/>
       </w:rPr>
       <w:tblPr/>
       <w:tcPr>
@@ -12024,7 +11882,7 @@
     </w:tblStylePr>
     <w:tblStylePr w:type="lastCol">
       <w:rPr>
-        <w:color w:val="FFFFFF" w:themeColor="background1"/>
+        <w:color w:val="000000"/>
       </w:rPr>
       <w:tblPr/>
       <w:tcPr>
@@ -12053,7 +11911,7 @@
       <w:spacing w:after="0" w:line="240" w:lineRule="auto"/>
     </w:pPr>
     <w:rPr>
-      <w:color w:val="000000" w:themeColor="text1"/>
+      <w:color w:val="000000"/>
     </w:rPr>
     <w:tblPr>
       <w:tblStyleRowBandSize w:val="1"/>
@@ -12086,7 +11944,7 @@
       <w:rPr>
         <w:b/>
         <w:bCs/>
-        <w:color w:val="000000" w:themeColor="text1"/>
+        <w:color w:val="000000"/>
       </w:rPr>
       <w:tblPr/>
       <w:tcPr>
@@ -12095,7 +11953,7 @@
     </w:tblStylePr>
     <w:tblStylePr w:type="firstCol">
       <w:rPr>
-        <w:color w:val="FFFFFF" w:themeColor="background1"/>
+        <w:color w:val="000000"/>
       </w:rPr>
       <w:tblPr/>
       <w:tcPr>
@@ -12104,7 +11962,7 @@
     </w:tblStylePr>
     <w:tblStylePr w:type="lastCol">
       <w:rPr>
-        <w:color w:val="FFFFFF" w:themeColor="background1"/>
+        <w:color w:val="000000"/>
       </w:rPr>
       <w:tblPr/>
       <w:tcPr>
@@ -12133,7 +11991,7 @@
       <w:spacing w:after="0" w:line="240" w:lineRule="auto"/>
     </w:pPr>
     <w:rPr>
-      <w:color w:val="000000" w:themeColor="text1"/>
+      <w:color w:val="000000"/>
     </w:rPr>
     <w:tblPr>
       <w:tblStyleRowBandSize w:val="1"/>
@@ -12166,7 +12024,7 @@
       <w:rPr>
         <w:b/>
         <w:bCs/>
-        <w:color w:val="000000" w:themeColor="text1"/>
+        <w:color w:val="000000"/>
       </w:rPr>
       <w:tblPr/>
       <w:tcPr>
@@ -12175,7 +12033,7 @@
     </w:tblStylePr>
     <w:tblStylePr w:type="firstCol">
       <w:rPr>
-        <w:color w:val="FFFFFF" w:themeColor="background1"/>
+        <w:color w:val="000000"/>
       </w:rPr>
       <w:tblPr/>
       <w:tcPr>
@@ -12184,7 +12042,7 @@
     </w:tblStylePr>
     <w:tblStylePr w:type="lastCol">
       <w:rPr>
-        <w:color w:val="FFFFFF" w:themeColor="background1"/>
+        <w:color w:val="000000"/>
       </w:rPr>
       <w:tblPr/>
       <w:tcPr>
@@ -12213,7 +12071,7 @@
       <w:spacing w:after="0" w:line="240" w:lineRule="auto"/>
     </w:pPr>
     <w:rPr>
-      <w:color w:val="000000" w:themeColor="text1"/>
+      <w:color w:val="000000"/>
     </w:rPr>
     <w:tblPr>
       <w:tblStyleRowBandSize w:val="1"/>
@@ -12246,7 +12104,7 @@
       <w:rPr>
         <w:b/>
         <w:bCs/>
-        <w:color w:val="000000" w:themeColor="text1"/>
+        <w:color w:val="000000"/>
       </w:rPr>
       <w:tblPr/>
       <w:tcPr>
@@ -12255,7 +12113,7 @@
     </w:tblStylePr>
     <w:tblStylePr w:type="firstCol">
       <w:rPr>
-        <w:color w:val="FFFFFF" w:themeColor="background1"/>
+        <w:color w:val="000000"/>
       </w:rPr>
       <w:tblPr/>
       <w:tcPr>
@@ -12264,7 +12122,7 @@
     </w:tblStylePr>
     <w:tblStylePr w:type="lastCol">
       <w:rPr>
-        <w:color w:val="FFFFFF" w:themeColor="background1"/>
+        <w:color w:val="000000"/>
       </w:rPr>
       <w:tblPr/>
       <w:tcPr>
@@ -12293,7 +12151,7 @@
       <w:spacing w:after="0" w:line="240" w:lineRule="auto"/>
     </w:pPr>
     <w:rPr>
-      <w:color w:val="000000" w:themeColor="text1"/>
+      <w:color w:val="000000"/>
     </w:rPr>
     <w:tblPr>
       <w:tblStyleRowBandSize w:val="1"/>
@@ -12326,7 +12184,7 @@
       <w:rPr>
         <w:b/>
         <w:bCs/>
-        <w:color w:val="000000" w:themeColor="text1"/>
+        <w:color w:val="000000"/>
       </w:rPr>
       <w:tblPr/>
       <w:tcPr>
@@ -12335,7 +12193,7 @@
     </w:tblStylePr>
     <w:tblStylePr w:type="firstCol">
       <w:rPr>
-        <w:color w:val="FFFFFF" w:themeColor="background1"/>
+        <w:color w:val="000000"/>
       </w:rPr>
       <w:tblPr/>
       <w:tcPr>
@@ -12344,7 +12202,7 @@
     </w:tblStylePr>
     <w:tblStylePr w:type="lastCol">
       <w:rPr>
-        <w:color w:val="FFFFFF" w:themeColor="background1"/>
+        <w:color w:val="000000"/>
       </w:rPr>
       <w:tblPr/>
       <w:tcPr>
@@ -12373,7 +12231,7 @@
       <w:spacing w:after="0" w:line="240" w:lineRule="auto"/>
     </w:pPr>
     <w:rPr>
-      <w:color w:val="000000" w:themeColor="text1"/>
+      <w:color w:val="000000"/>
     </w:rPr>
     <w:tblPr>
       <w:tblStyleRowBandSize w:val="1"/>
@@ -12406,7 +12264,7 @@
       <w:rPr>
         <w:b/>
         <w:bCs/>
-        <w:color w:val="000000" w:themeColor="text1"/>
+        <w:color w:val="000000"/>
       </w:rPr>
       <w:tblPr/>
       <w:tcPr>
@@ -12415,7 +12273,7 @@
     </w:tblStylePr>
     <w:tblStylePr w:type="firstCol">
       <w:rPr>
-        <w:color w:val="FFFFFF" w:themeColor="background1"/>
+        <w:color w:val="000000"/>
       </w:rPr>
       <w:tblPr/>
       <w:tcPr>
@@ -12424,7 +12282,7 @@
     </w:tblStylePr>
     <w:tblStylePr w:type="lastCol">
       <w:rPr>
-        <w:color w:val="FFFFFF" w:themeColor="background1"/>
+        <w:color w:val="000000"/>
       </w:rPr>
       <w:tblPr/>
       <w:tcPr>
@@ -12453,7 +12311,7 @@
       <w:spacing w:after="0" w:line="240" w:lineRule="auto"/>
     </w:pPr>
     <w:rPr>
-      <w:color w:val="000000" w:themeColor="text1"/>
+      <w:color w:val="000000"/>
     </w:rPr>
     <w:tblPr>
       <w:tblStyleRowBandSize w:val="1"/>
@@ -12486,7 +12344,7 @@
       <w:rPr>
         <w:b/>
         <w:bCs/>
-        <w:color w:val="000000" w:themeColor="text1"/>
+        <w:color w:val="000000"/>
       </w:rPr>
       <w:tblPr/>
       <w:tcPr>
@@ -12495,7 +12353,7 @@
     </w:tblStylePr>
     <w:tblStylePr w:type="firstCol">
       <w:rPr>
-        <w:color w:val="FFFFFF" w:themeColor="background1"/>
+        <w:color w:val="000000"/>
       </w:rPr>
       <w:tblPr/>
       <w:tcPr>
@@ -12504,7 +12362,7 @@
     </w:tblStylePr>
     <w:tblStylePr w:type="lastCol">
       <w:rPr>
-        <w:color w:val="FFFFFF" w:themeColor="background1"/>
+        <w:color w:val="000000"/>
       </w:rPr>
       <w:tblPr/>
       <w:tcPr>

--- a/deliverables/第7组_Sprint回顾会议纪要.docx
+++ b/deliverables/第7组_Sprint回顾会议纪要.docx
@@ -41,7 +41,7 @@
     </w:p>
     <w:p>
       <w:r>
-        <w:t>本轮范围是 US01、US04、US05。在 develop 集成后，全量24/24通过，2026年9月22日 DRI 确认最终人工 Demo 七项通过。该结果是回顾基础，不意味着人工 diff 审查有独立记录或所有正式 DoD 已通过。</w:t>
+        <w:t>本轮范围是 US01、US04、US05。在 develop 集成后，历史全量24/24通过，2026年9月22日 DRI 确认最终人工 Demo 七项通过。10月8日最终交付分支另集成05c7499服务状态修复，新增11项测试，最新全量35/35通过。原回顾基础和三项改进措施不变；新结果不意味着人工diff审查有独立记录或所有正式DoD已通过。</w:t>
       </w:r>
     </w:p>
     <w:p>
